--- a/public/Aminat CV.docx
+++ b/public/Aminat CV.docx
@@ -6,190 +6,411 @@
       <w:pPr>
         <w:spacing w:after="42" w:line="240" w:lineRule="auto"/>
         <w:jc w:val="center"/>
-      </w:pPr>
-      <w:r>
         <w:rPr>
           <w:b/>
           <w:sz w:val="56"/>
         </w:rPr>
+      </w:pPr>
+      <w:r>
+        <w:rPr>
+          <w:b/>
+          <w:sz w:val="56"/>
+        </w:rPr>
         <w:t xml:space="preserve">AMINAT OLUWASEUN ADETUNJI </w:t>
       </w:r>
-      <w:r>
-        <w:rPr>
-          <w:b/>
-          <w:sz w:val="44"/>
-        </w:rPr>
-        <w:t xml:space="preserve"> </w:t>
-      </w:r>
-    </w:p>
-    <w:p>
-      <w:pPr>
-        <w:spacing w:after="27" w:line="240" w:lineRule="auto"/>
-        <w:ind w:left="10" w:right="-15" w:hanging="10"/>
+    </w:p>
+    <w:p>
+      <w:pPr>
+        <w:spacing w:after="42" w:line="240" w:lineRule="auto"/>
         <w:jc w:val="center"/>
       </w:pPr>
-      <w:r>
-        <w:rPr>
-          <w:rFonts w:ascii="Cambria" w:eastAsia="Cambria" w:hAnsi="Cambria" w:cs="Cambria"/>
-          <w:b/>
-          <w:sz w:val="28"/>
-        </w:rPr>
-        <w:t>Address:</w:t>
-      </w:r>
-      <w:r>
-        <w:rPr>
-          <w:rFonts w:ascii="Cambria" w:eastAsia="Cambria" w:hAnsi="Cambria" w:cs="Cambria"/>
-          <w:sz w:val="28"/>
-        </w:rPr>
-        <w:t xml:space="preserve"> </w:t>
-      </w:r>
-      <w:r>
-        <w:rPr>
-          <w:sz w:val="28"/>
-        </w:rPr>
-        <w:t>5, Idris A</w:t>
-      </w:r>
-      <w:r>
-        <w:rPr>
-          <w:sz w:val="28"/>
-        </w:rPr>
-        <w:t>detutu Avenue</w:t>
-      </w:r>
-      <w:r>
-        <w:rPr>
-          <w:sz w:val="28"/>
-        </w:rPr>
-        <w:t xml:space="preserve">, </w:t>
-      </w:r>
-      <w:r>
-        <w:rPr>
-          <w:sz w:val="28"/>
-        </w:rPr>
-        <w:t xml:space="preserve">Voera Estate, </w:t>
-      </w:r>
-      <w:r>
-        <w:rPr>
-          <w:sz w:val="28"/>
-        </w:rPr>
-        <w:t xml:space="preserve">Arepo, </w:t>
-      </w:r>
-      <w:r>
-        <w:rPr>
-          <w:sz w:val="28"/>
-        </w:rPr>
-        <w:t>Ogun</w:t>
-      </w:r>
-      <w:r>
-        <w:rPr>
-          <w:rFonts w:ascii="Cambria" w:eastAsia="Cambria" w:hAnsi="Cambria" w:cs="Cambria"/>
-          <w:sz w:val="28"/>
-        </w:rPr>
-        <w:t xml:space="preserve"> State.</w:t>
-      </w:r>
-      <w:r>
-        <w:rPr>
-          <w:rFonts w:ascii="Cambria" w:eastAsia="Cambria" w:hAnsi="Cambria" w:cs="Cambria"/>
-          <w:sz w:val="28"/>
-        </w:rPr>
-        <w:t xml:space="preserve"> </w:t>
-      </w:r>
-    </w:p>
-    <w:p>
-      <w:pPr>
-        <w:spacing w:after="56" w:line="240" w:lineRule="auto"/>
-        <w:jc w:val="center"/>
-      </w:pPr>
-      <w:r>
-        <w:rPr>
-          <w:rFonts w:ascii="Cambria" w:eastAsia="Cambria" w:hAnsi="Cambria" w:cs="Cambria"/>
-          <w:b/>
-          <w:sz w:val="28"/>
-        </w:rPr>
-        <w:t>Email:</w:t>
-      </w:r>
-      <w:r>
-        <w:rPr>
-          <w:rFonts w:ascii="Cambria" w:eastAsia="Cambria" w:hAnsi="Cambria" w:cs="Cambria"/>
-          <w:sz w:val="28"/>
-        </w:rPr>
-        <w:t xml:space="preserve"> </w:t>
-      </w:r>
-      <w:r>
-        <w:rPr>
-          <w:rFonts w:ascii="Cambria" w:eastAsia="Cambria" w:hAnsi="Cambria" w:cs="Cambria"/>
-          <w:color w:val="0000FF"/>
-          <w:sz w:val="28"/>
-          <w:u w:val="single" w:color="0000FF"/>
-        </w:rPr>
-        <w:t>aminatsalami</w:t>
-      </w:r>
-      <w:r>
-        <w:rPr>
-          <w:color w:val="0000FF"/>
-          <w:sz w:val="28"/>
-          <w:u w:val="single" w:color="0000FF"/>
-        </w:rPr>
-        <w:t>4</w:t>
-      </w:r>
-      <w:r>
-        <w:rPr>
-          <w:rFonts w:ascii="Cambria" w:eastAsia="Cambria" w:hAnsi="Cambria" w:cs="Cambria"/>
-          <w:color w:val="0000FF"/>
-          <w:sz w:val="28"/>
-          <w:u w:val="single" w:color="0000FF"/>
-        </w:rPr>
-        <w:t>@gmail.com</w:t>
-      </w:r>
-      <w:r>
-        <w:rPr>
-          <w:rFonts w:ascii="Cambria" w:eastAsia="Cambria" w:hAnsi="Cambria" w:cs="Cambria"/>
-          <w:sz w:val="28"/>
-        </w:rPr>
-        <w:t xml:space="preserve"> </w:t>
-      </w:r>
-    </w:p>
-    <w:p>
-      <w:pPr>
-        <w:spacing w:after="27" w:line="240" w:lineRule="auto"/>
-        <w:ind w:left="10" w:right="-15" w:hanging="10"/>
-        <w:jc w:val="center"/>
-      </w:pPr>
-      <w:r>
-        <w:rPr>
-          <w:rFonts w:ascii="Cambria" w:eastAsia="Cambria" w:hAnsi="Cambria" w:cs="Cambria"/>
-          <w:b/>
-          <w:sz w:val="28"/>
-        </w:rPr>
-        <w:t>Tel:</w:t>
-      </w:r>
-      <w:r>
-        <w:rPr>
-          <w:rFonts w:ascii="Cambria" w:eastAsia="Cambria" w:hAnsi="Cambria" w:cs="Cambria"/>
-          <w:sz w:val="28"/>
-        </w:rPr>
-        <w:t xml:space="preserve"> 070</w:t>
-      </w:r>
-      <w:r>
-        <w:rPr>
-          <w:sz w:val="28"/>
-        </w:rPr>
-        <w:t xml:space="preserve">26578749, </w:t>
-      </w:r>
       <w:bookmarkStart w:id="0" w:name="_GoBack"/>
       <w:bookmarkEnd w:id="0"/>
       <w:r>
         <w:rPr>
-          <w:sz w:val="28"/>
-        </w:rPr>
-        <w:t>07043276107</w:t>
-      </w:r>
-      <w:r>
-        <w:rPr>
-          <w:rFonts w:ascii="Cambria" w:eastAsia="Cambria" w:hAnsi="Cambria" w:cs="Cambria"/>
-          <w:sz w:val="28"/>
-        </w:rPr>
-        <w:t xml:space="preserve"> </w:t>
-      </w:r>
+          <w:b/>
+          <w:sz w:val="44"/>
+        </w:rPr>
+        <w:t xml:space="preserve"> </w:t>
+      </w:r>
+    </w:p>
+    <w:p>
+      <w:pPr>
+        <w:spacing w:after="27" w:line="240" w:lineRule="auto"/>
+        <w:ind w:left="10" w:right="-15" w:firstLine="710"/>
+        <w:rPr>
+          <w:rFonts w:ascii="Cambria" w:eastAsia="Cambria" w:hAnsi="Cambria" w:cs="Cambria"/>
+          <w:sz w:val="28"/>
+        </w:rPr>
+      </w:pPr>
+      <w:r>
+        <w:rPr>
+          <w:rFonts w:ascii="Cambria" w:eastAsia="Cambria" w:hAnsi="Cambria" w:cs="Cambria"/>
+          <w:b/>
+          <w:sz w:val="28"/>
+        </w:rPr>
+        <w:t>Full Stack Developer</w:t>
+      </w:r>
+      <w:r>
+        <w:rPr>
+          <w:rFonts w:ascii="Cambria" w:eastAsia="Cambria" w:hAnsi="Cambria" w:cs="Cambria"/>
+          <w:b/>
+          <w:sz w:val="28"/>
+        </w:rPr>
+        <w:t>:</w:t>
+      </w:r>
+      <w:r>
+        <w:rPr>
+          <w:rFonts w:ascii="Cambria" w:eastAsia="Cambria" w:hAnsi="Cambria" w:cs="Cambria"/>
+          <w:sz w:val="28"/>
+        </w:rPr>
+        <w:t xml:space="preserve"> </w:t>
+      </w:r>
+      <w:r>
+        <w:rPr>
+          <w:sz w:val="28"/>
+        </w:rPr>
+        <w:t>Lagos</w:t>
+      </w:r>
+      <w:r>
+        <w:rPr>
+          <w:rFonts w:ascii="Cambria" w:eastAsia="Cambria" w:hAnsi="Cambria" w:cs="Cambria"/>
+          <w:sz w:val="28"/>
+        </w:rPr>
+        <w:t xml:space="preserve"> State, Nigeria.</w:t>
+      </w:r>
+    </w:p>
+    <w:p>
+      <w:pPr>
+        <w:spacing w:after="27" w:line="240" w:lineRule="auto"/>
+        <w:ind w:left="10" w:right="-15" w:firstLine="710"/>
+      </w:pPr>
+      <w:r>
+        <w:rPr>
+          <w:rFonts w:ascii="Cambria" w:eastAsia="Cambria" w:hAnsi="Cambria" w:cs="Cambria"/>
+          <w:sz w:val="28"/>
+        </w:rPr>
+        <w:t xml:space="preserve"> </w:t>
+      </w:r>
+    </w:p>
+    <w:p>
+      <w:pPr>
+        <w:spacing w:after="27" w:line="240" w:lineRule="auto"/>
+        <w:ind w:left="10" w:right="-15" w:firstLine="710"/>
+        <w:rPr>
+          <w:rFonts w:ascii="Cambria" w:eastAsia="Cambria" w:hAnsi="Cambria" w:cs="Cambria"/>
+          <w:sz w:val="28"/>
+        </w:rPr>
+      </w:pPr>
+      <w:r>
+        <w:rPr>
+          <w:rFonts w:ascii="Cambria" w:eastAsia="Cambria" w:hAnsi="Cambria" w:cs="Cambria"/>
+          <w:b/>
+          <w:sz w:val="28"/>
+        </w:rPr>
+        <w:t>Email:</w:t>
+      </w:r>
+      <w:r>
+        <w:rPr>
+          <w:rFonts w:ascii="Cambria" w:eastAsia="Cambria" w:hAnsi="Cambria" w:cs="Cambria"/>
+          <w:sz w:val="28"/>
+        </w:rPr>
+        <w:t xml:space="preserve"> </w:t>
+      </w:r>
+      <w:hyperlink r:id="rId7" w:history="1">
+        <w:r>
+          <w:rPr>
+            <w:rStyle w:val="Hyperlink"/>
+            <w:rFonts w:ascii="Cambria" w:eastAsia="Cambria" w:hAnsi="Cambria" w:cs="Cambria"/>
+            <w:sz w:val="28"/>
+            <w:u w:color="0000FF"/>
+          </w:rPr>
+          <w:t>aminatsalami</w:t>
+        </w:r>
+        <w:r>
+          <w:rPr>
+            <w:rStyle w:val="Hyperlink"/>
+            <w:sz w:val="28"/>
+            <w:u w:color="0000FF"/>
+          </w:rPr>
+          <w:t>4</w:t>
+        </w:r>
+        <w:r>
+          <w:rPr>
+            <w:rStyle w:val="Hyperlink"/>
+            <w:rFonts w:ascii="Cambria" w:eastAsia="Cambria" w:hAnsi="Cambria" w:cs="Cambria"/>
+            <w:sz w:val="28"/>
+            <w:u w:color="0000FF"/>
+          </w:rPr>
+          <w:t>@gmail.com</w:t>
+        </w:r>
+      </w:hyperlink>
+      <w:r>
+        <w:rPr>
+          <w:rFonts w:ascii="Cambria" w:eastAsia="Cambria" w:hAnsi="Cambria" w:cs="Cambria"/>
+          <w:sz w:val="28"/>
+        </w:rPr>
+        <w:t xml:space="preserve"> </w:t>
+      </w:r>
+      <w:r>
+        <w:rPr>
+          <w:rFonts w:ascii="Cambria" w:eastAsia="Cambria" w:hAnsi="Cambria" w:cs="Cambria"/>
+          <w:sz w:val="28"/>
+        </w:rPr>
+        <w:t xml:space="preserve">  </w:t>
+      </w:r>
+      <w:r>
+        <w:rPr>
+          <w:rFonts w:ascii="Cambria" w:eastAsia="Cambria" w:hAnsi="Cambria" w:cs="Cambria"/>
+          <w:sz w:val="28"/>
+        </w:rPr>
+        <w:tab/>
+      </w:r>
+      <w:r>
+        <w:rPr>
+          <w:rFonts w:ascii="Cambria" w:eastAsia="Cambria" w:hAnsi="Cambria" w:cs="Cambria"/>
+          <w:b/>
+          <w:sz w:val="28"/>
+        </w:rPr>
+        <w:t>Tel:</w:t>
+      </w:r>
+      <w:r>
+        <w:rPr>
+          <w:rFonts w:ascii="Cambria" w:eastAsia="Cambria" w:hAnsi="Cambria" w:cs="Cambria"/>
+          <w:sz w:val="28"/>
+        </w:rPr>
+        <w:t xml:space="preserve"> 070</w:t>
+      </w:r>
+      <w:r>
+        <w:rPr>
+          <w:sz w:val="28"/>
+        </w:rPr>
+        <w:t>26578749, 07043276107</w:t>
+      </w:r>
+      <w:r>
+        <w:rPr>
+          <w:rFonts w:ascii="Cambria" w:eastAsia="Cambria" w:hAnsi="Cambria" w:cs="Cambria"/>
+          <w:sz w:val="28"/>
+        </w:rPr>
+        <w:t xml:space="preserve"> </w:t>
+      </w:r>
+    </w:p>
+    <w:p>
+      <w:pPr>
+        <w:spacing w:after="27" w:line="240" w:lineRule="auto"/>
+        <w:ind w:right="-15"/>
+        <w:rPr>
+          <w:rFonts w:ascii="Cambria" w:eastAsia="Cambria" w:hAnsi="Cambria" w:cs="Cambria"/>
+          <w:sz w:val="28"/>
+        </w:rPr>
+      </w:pPr>
+    </w:p>
+    <w:p>
+      <w:pPr>
+        <w:spacing w:after="27" w:line="240" w:lineRule="auto"/>
+        <w:ind w:left="10" w:right="-15" w:firstLine="710"/>
+        <w:rPr>
+          <w:rFonts w:ascii="Cambria" w:eastAsia="Cambria" w:hAnsi="Cambria" w:cs="Cambria"/>
+          <w:sz w:val="28"/>
+        </w:rPr>
+      </w:pPr>
+      <w:r>
+        <w:rPr>
+          <w:rFonts w:ascii="Cambria" w:eastAsia="Cambria" w:hAnsi="Cambria" w:cs="Cambria"/>
+          <w:b/>
+          <w:sz w:val="28"/>
+        </w:rPr>
+        <w:t>LinkedIn</w:t>
+      </w:r>
+      <w:r>
+        <w:rPr>
+          <w:rFonts w:ascii="Cambria" w:eastAsia="Cambria" w:hAnsi="Cambria" w:cs="Cambria"/>
+          <w:b/>
+          <w:sz w:val="28"/>
+        </w:rPr>
+        <w:t>:</w:t>
+      </w:r>
+      <w:r>
+        <w:rPr>
+          <w:rFonts w:ascii="Cambria" w:eastAsia="Cambria" w:hAnsi="Cambria" w:cs="Cambria"/>
+          <w:b/>
+          <w:sz w:val="28"/>
+        </w:rPr>
+        <w:t xml:space="preserve"> </w:t>
+      </w:r>
+      <w:r>
+        <w:rPr>
+          <w:rFonts w:ascii="Cambria" w:eastAsia="Cambria" w:hAnsi="Cambria" w:cs="Cambria"/>
+          <w:sz w:val="28"/>
+        </w:rPr>
+        <w:t>https://www.linkedin.com/in/salami-aminat-6274</w:t>
+      </w:r>
+      <w:r>
+        <w:rPr>
+          <w:rFonts w:ascii="Cambria" w:eastAsia="Cambria" w:hAnsi="Cambria" w:cs="Cambria"/>
+          <w:sz w:val="28"/>
+        </w:rPr>
+        <w:t>9b192</w:t>
+      </w:r>
+    </w:p>
+    <w:p>
+      <w:pPr>
+        <w:spacing w:after="27" w:line="240" w:lineRule="auto"/>
+        <w:ind w:left="10" w:right="-15" w:firstLine="710"/>
+        <w:rPr>
+          <w:rFonts w:ascii="Cambria" w:eastAsia="Cambria" w:hAnsi="Cambria" w:cs="Cambria"/>
+          <w:b/>
+          <w:sz w:val="28"/>
+        </w:rPr>
+      </w:pPr>
+    </w:p>
+    <w:p>
+      <w:pPr>
+        <w:spacing w:after="27" w:line="240" w:lineRule="auto"/>
+        <w:ind w:left="10" w:right="-15" w:firstLine="710"/>
+        <w:rPr>
+          <w:rFonts w:ascii="Cambria" w:eastAsia="Cambria" w:hAnsi="Cambria" w:cs="Cambria"/>
+          <w:sz w:val="28"/>
+        </w:rPr>
+      </w:pPr>
+      <w:proofErr w:type="spellStart"/>
+      <w:r>
+        <w:rPr>
+          <w:rFonts w:ascii="Cambria" w:eastAsia="Cambria" w:hAnsi="Cambria" w:cs="Cambria"/>
+          <w:b/>
+          <w:sz w:val="28"/>
+        </w:rPr>
+        <w:t>GitHub</w:t>
+      </w:r>
+      <w:proofErr w:type="spellEnd"/>
+      <w:r>
+        <w:rPr>
+          <w:rFonts w:ascii="Cambria" w:eastAsia="Cambria" w:hAnsi="Cambria" w:cs="Cambria"/>
+          <w:b/>
+          <w:sz w:val="28"/>
+        </w:rPr>
+        <w:t>:</w:t>
+      </w:r>
+      <w:r>
+        <w:rPr>
+          <w:rFonts w:ascii="Cambria" w:eastAsia="Cambria" w:hAnsi="Cambria" w:cs="Cambria"/>
+          <w:b/>
+          <w:sz w:val="28"/>
+        </w:rPr>
+        <w:t xml:space="preserve"> </w:t>
+      </w:r>
+      <w:r>
+        <w:rPr>
+          <w:rFonts w:ascii="Cambria" w:eastAsia="Cambria" w:hAnsi="Cambria" w:cs="Cambria"/>
+          <w:sz w:val="28"/>
+        </w:rPr>
+        <w:t>https://github.com/aminatsalami4-commits</w:t>
+      </w:r>
+    </w:p>
+    <w:p>
+      <w:pPr>
+        <w:spacing w:after="27" w:line="240" w:lineRule="auto"/>
+        <w:ind w:right="-15" w:firstLine="720"/>
+        <w:rPr>
+          <w:rFonts w:ascii="Cambria" w:eastAsia="Cambria" w:hAnsi="Cambria" w:cs="Cambria"/>
+          <w:b/>
+          <w:sz w:val="28"/>
+        </w:rPr>
+      </w:pPr>
+    </w:p>
+    <w:p>
+      <w:pPr>
+        <w:spacing w:after="27" w:line="240" w:lineRule="auto"/>
+        <w:ind w:right="-15" w:firstLine="720"/>
+        <w:rPr>
+          <w:rFonts w:ascii="Cambria" w:eastAsia="Cambria" w:hAnsi="Cambria" w:cs="Cambria"/>
+          <w:b/>
+          <w:sz w:val="28"/>
+        </w:rPr>
+      </w:pPr>
+      <w:r>
+        <w:rPr>
+          <w:rFonts w:ascii="Cambria" w:eastAsia="Cambria" w:hAnsi="Cambria" w:cs="Cambria"/>
+          <w:b/>
+          <w:sz w:val="28"/>
+        </w:rPr>
+        <w:t>Portfolio</w:t>
+      </w:r>
+      <w:r>
+        <w:rPr>
+          <w:rFonts w:ascii="Cambria" w:eastAsia="Cambria" w:hAnsi="Cambria" w:cs="Cambria"/>
+          <w:b/>
+          <w:sz w:val="28"/>
+        </w:rPr>
+        <w:t>:</w:t>
+      </w:r>
+      <w:r>
+        <w:rPr>
+          <w:rFonts w:ascii="Cambria" w:eastAsia="Cambria" w:hAnsi="Cambria" w:cs="Cambria"/>
+          <w:b/>
+          <w:sz w:val="28"/>
+        </w:rPr>
+        <w:t xml:space="preserve"> </w:t>
+      </w:r>
+      <w:r>
+        <w:rPr>
+          <w:rFonts w:ascii="Cambria" w:eastAsia="Cambria" w:hAnsi="Cambria" w:cs="Cambria"/>
+          <w:sz w:val="28"/>
+        </w:rPr>
+        <w:t>https://portfolio-react-jade-five.vercel.app</w:t>
+      </w:r>
+      <w:r>
+        <w:rPr>
+          <w:rFonts w:ascii="Cambria" w:eastAsia="Cambria" w:hAnsi="Cambria" w:cs="Cambria"/>
+          <w:b/>
+          <w:sz w:val="28"/>
+        </w:rPr>
+        <w:t xml:space="preserve"> </w:t>
+      </w:r>
+    </w:p>
+    <w:p>
+      <w:pPr>
+        <w:spacing w:after="27" w:line="240" w:lineRule="auto"/>
+        <w:ind w:right="-15" w:firstLine="720"/>
+        <w:rPr>
+          <w:rFonts w:ascii="Cambria" w:eastAsia="Cambria" w:hAnsi="Cambria" w:cs="Cambria"/>
+          <w:b/>
+          <w:sz w:val="28"/>
+        </w:rPr>
+      </w:pPr>
+    </w:p>
+    <w:p>
+      <w:pPr>
+        <w:spacing w:after="94" w:line="246" w:lineRule="auto"/>
+        <w:ind w:left="-5" w:right="-15" w:hanging="10"/>
+      </w:pPr>
+      <w:r>
+        <w:rPr>
+          <w:rFonts w:ascii="Cambria" w:eastAsia="Cambria" w:hAnsi="Cambria" w:cs="Cambria"/>
+          <w:b/>
+          <w:sz w:val="28"/>
+        </w:rPr>
+        <w:t>SUMMARY</w:t>
+      </w:r>
+      <w:r>
+        <w:rPr>
+          <w:rFonts w:ascii="Cambria" w:eastAsia="Cambria" w:hAnsi="Cambria" w:cs="Cambria"/>
+          <w:b/>
+          <w:sz w:val="28"/>
+        </w:rPr>
+        <w:t xml:space="preserve">  </w:t>
+      </w:r>
+    </w:p>
+    <w:p>
+      <w:pPr>
+        <w:spacing w:after="94" w:line="246" w:lineRule="auto"/>
+        <w:ind w:left="720" w:right="-15"/>
+        <w:rPr>
+          <w:rFonts w:ascii="Cambria" w:hAnsi="Cambria"/>
+          <w:sz w:val="28"/>
+          <w:szCs w:val="28"/>
+        </w:rPr>
+      </w:pPr>
       <w:r>
         <w:rPr>
           <w:noProof/>
@@ -197,18 +418,18 @@
         <mc:AlternateContent>
           <mc:Choice Requires="wpg">
             <w:drawing>
-              <wp:anchor distT="0" distB="0" distL="114300" distR="114300" simplePos="0" relativeHeight="251658240" behindDoc="0" locked="0" layoutInCell="1" allowOverlap="1">
+              <wp:anchor distT="0" distB="0" distL="114300" distR="114300" simplePos="0" relativeHeight="251671552" behindDoc="1" locked="0" layoutInCell="1" allowOverlap="1" wp14:anchorId="2F2A3641" wp14:editId="0170354E">
                 <wp:simplePos x="0" y="0"/>
                 <wp:positionH relativeFrom="column">
                   <wp:posOffset>-285749</wp:posOffset>
                 </wp:positionH>
                 <wp:positionV relativeFrom="paragraph">
-                  <wp:posOffset>625148</wp:posOffset>
+                  <wp:posOffset>-77063</wp:posOffset>
                 </wp:positionV>
                 <wp:extent cx="7561326" cy="15875"/>
                 <wp:effectExtent l="0" t="0" r="0" b="0"/>
-                <wp:wrapTopAndBottom/>
-                <wp:docPr id="1494" name="Group 1494"/>
+                <wp:wrapNone/>
+                <wp:docPr id="11" name="Group 11"/>
                 <wp:cNvGraphicFramePr/>
                 <a:graphic xmlns:a="http://schemas.openxmlformats.org/drawingml/2006/main">
                   <a:graphicData uri="http://schemas.microsoft.com/office/word/2010/wordprocessingGroup">
@@ -223,7 +444,7 @@
                         </a:xfrm>
                       </wpg:grpSpPr>
                       <wps:wsp>
-                        <wps:cNvPr id="174" name="Shape 174"/>
+                        <wps:cNvPr id="12" name="Shape 177"/>
                         <wps:cNvSpPr/>
                         <wps:spPr>
                           <a:xfrm>
@@ -275,307 +496,86 @@
           </mc:Choice>
           <mc:Fallback>
             <w:pict>
-              <v:group w14:anchorId="0CA79628" id="Group 1494" o:spid="_x0000_s1026" style="position:absolute;margin-left:-22.5pt;margin-top:49.2pt;width:595.4pt;height:1.25pt;z-index:251658240" coordsize="75613,158" o:gfxdata="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">
-                <v:shape id="Shape 174" o:spid="_x0000_s1027" style="position:absolute;width:75613;height:0;visibility:visible;mso-wrap-style:square;v-text-anchor:top" coordsize="7561326,0" o:gfxdata="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" path="m7561326,l,e" filled="f" strokeweight="1.25pt">
+              <v:group w14:anchorId="29C633CD" id="Group 11" o:spid="_x0000_s1026" style="position:absolute;margin-left:-22.5pt;margin-top:-6.05pt;width:595.4pt;height:1.25pt;z-index:-251644928" coordsize="75613,158" o:gfxdata="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">
+                <v:shape id="Shape 177" o:spid="_x0000_s1027" style="position:absolute;width:75613;height:0;visibility:visible;mso-wrap-style:square;v-text-anchor:top" coordsize="7561326,0" o:gfxdata="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" path="m7561326,l,e" filled="f" strokeweight="1.25pt">
                   <v:path arrowok="t" textboxrect="0,0,7561326,0"/>
                 </v:shape>
-                <w10:wrap type="topAndBottom"/>
               </v:group>
             </w:pict>
           </mc:Fallback>
         </mc:AlternateContent>
       </w:r>
-    </w:p>
-    <w:p>
-      <w:pPr>
-        <w:spacing w:after="259" w:line="240" w:lineRule="auto"/>
-        <w:ind w:left="2880"/>
-      </w:pPr>
-      <w:r>
-        <w:rPr>
-          <w:rFonts w:ascii="Cambria" w:eastAsia="Cambria" w:hAnsi="Cambria" w:cs="Cambria"/>
-          <w:sz w:val="12"/>
-        </w:rPr>
-        <w:t xml:space="preserve"> </w:t>
-      </w:r>
-    </w:p>
-    <w:p>
-      <w:pPr>
-        <w:spacing w:after="6" w:line="246" w:lineRule="auto"/>
-        <w:ind w:left="-5" w:right="-15" w:hanging="10"/>
-      </w:pPr>
-      <w:r>
-        <w:rPr>
-          <w:rFonts w:ascii="Cambria" w:eastAsia="Cambria" w:hAnsi="Cambria" w:cs="Cambria"/>
-          <w:b/>
-          <w:sz w:val="28"/>
-        </w:rPr>
-        <w:t xml:space="preserve">PERSONAL DETAIL  </w:t>
-      </w:r>
-    </w:p>
-    <w:p>
-      <w:pPr>
-        <w:spacing w:before="407" w:after="204" w:line="240" w:lineRule="auto"/>
-        <w:ind w:left="781" w:right="-15" w:hanging="10"/>
-      </w:pPr>
-      <w:r>
-        <w:rPr>
-          <w:rFonts w:ascii="Cambria" w:eastAsia="Cambria" w:hAnsi="Cambria" w:cs="Cambria"/>
-          <w:b/>
-          <w:sz w:val="28"/>
-        </w:rPr>
-        <w:t>Date of Birth:</w:t>
-      </w:r>
-      <w:r>
-        <w:rPr>
-          <w:rFonts w:ascii="Cambria" w:eastAsia="Cambria" w:hAnsi="Cambria" w:cs="Cambria"/>
-          <w:sz w:val="28"/>
-        </w:rPr>
-        <w:t xml:space="preserve"> </w:t>
-      </w:r>
-      <w:r>
-        <w:rPr>
-          <w:rFonts w:ascii="Cambria" w:eastAsia="Cambria" w:hAnsi="Cambria" w:cs="Cambria"/>
-          <w:sz w:val="28"/>
-        </w:rPr>
-        <w:tab/>
-        <w:t xml:space="preserve"> </w:t>
-      </w:r>
-      <w:r>
-        <w:rPr>
-          <w:rFonts w:ascii="Cambria" w:eastAsia="Cambria" w:hAnsi="Cambria" w:cs="Cambria"/>
-          <w:sz w:val="28"/>
-        </w:rPr>
-        <w:tab/>
-        <w:t xml:space="preserve"> </w:t>
-      </w:r>
-      <w:r>
-        <w:rPr>
-          <w:rFonts w:ascii="Cambria" w:eastAsia="Cambria" w:hAnsi="Cambria" w:cs="Cambria"/>
-          <w:sz w:val="28"/>
-        </w:rPr>
-        <w:tab/>
-        <w:t>6</w:t>
-      </w:r>
-      <w:r>
-        <w:rPr>
-          <w:rFonts w:ascii="Cambria" w:eastAsia="Cambria" w:hAnsi="Cambria" w:cs="Cambria"/>
-          <w:sz w:val="28"/>
-          <w:vertAlign w:val="superscript"/>
-        </w:rPr>
-        <w:t>th</w:t>
-      </w:r>
-      <w:r>
-        <w:rPr>
-          <w:rFonts w:ascii="Cambria" w:eastAsia="Cambria" w:hAnsi="Cambria" w:cs="Cambria"/>
-          <w:sz w:val="28"/>
-        </w:rPr>
-        <w:t xml:space="preserve">, November, 1992  </w:t>
-      </w:r>
-    </w:p>
-    <w:p>
-      <w:pPr>
-        <w:spacing w:after="401" w:line="246" w:lineRule="auto"/>
-        <w:ind w:left="730" w:right="-15" w:hanging="10"/>
-      </w:pPr>
-      <w:r>
-        <w:rPr>
-          <w:rFonts w:ascii="Cambria" w:eastAsia="Cambria" w:hAnsi="Cambria" w:cs="Cambria"/>
-          <w:b/>
-          <w:sz w:val="28"/>
-        </w:rPr>
-        <w:t xml:space="preserve">Gender: </w:t>
-      </w:r>
-      <w:r>
-        <w:rPr>
-          <w:rFonts w:ascii="Cambria" w:eastAsia="Cambria" w:hAnsi="Cambria" w:cs="Cambria"/>
-          <w:b/>
-          <w:sz w:val="28"/>
-        </w:rPr>
-        <w:tab/>
-      </w:r>
-      <w:r>
-        <w:rPr>
-          <w:rFonts w:ascii="Cambria" w:eastAsia="Cambria" w:hAnsi="Cambria" w:cs="Cambria"/>
-          <w:sz w:val="28"/>
-        </w:rPr>
-        <w:t xml:space="preserve"> </w:t>
-      </w:r>
-      <w:r>
-        <w:rPr>
-          <w:rFonts w:ascii="Cambria" w:eastAsia="Cambria" w:hAnsi="Cambria" w:cs="Cambria"/>
-          <w:sz w:val="28"/>
-        </w:rPr>
-        <w:tab/>
-        <w:t xml:space="preserve"> </w:t>
-      </w:r>
-      <w:r>
-        <w:rPr>
-          <w:rFonts w:ascii="Cambria" w:eastAsia="Cambria" w:hAnsi="Cambria" w:cs="Cambria"/>
-          <w:sz w:val="28"/>
-        </w:rPr>
-        <w:tab/>
-        <w:t xml:space="preserve"> </w:t>
-      </w:r>
-      <w:r>
-        <w:rPr>
-          <w:rFonts w:ascii="Cambria" w:eastAsia="Cambria" w:hAnsi="Cambria" w:cs="Cambria"/>
-          <w:sz w:val="28"/>
-        </w:rPr>
-        <w:tab/>
-        <w:t xml:space="preserve">Female </w:t>
-      </w:r>
-    </w:p>
-    <w:p>
-      <w:pPr>
-        <w:spacing w:after="19" w:line="240" w:lineRule="auto"/>
-      </w:pPr>
-      <w:r>
-        <w:rPr>
-          <w:rFonts w:ascii="Cambria" w:eastAsia="Cambria" w:hAnsi="Cambria" w:cs="Cambria"/>
-          <w:b/>
-          <w:i/>
-          <w:sz w:val="28"/>
-        </w:rPr>
-        <w:t xml:space="preserve">OBJECTIVE </w:t>
-      </w:r>
-    </w:p>
-    <w:p>
-      <w:pPr>
-        <w:spacing w:before="79" w:after="47" w:line="240" w:lineRule="auto"/>
-        <w:ind w:left="715" w:right="-15" w:hanging="10"/>
-      </w:pPr>
-      <w:r>
-        <w:rPr>
-          <w:rFonts w:ascii="Cambria" w:eastAsia="Cambria" w:hAnsi="Cambria" w:cs="Cambria"/>
-          <w:i/>
-          <w:sz w:val="28"/>
-        </w:rPr>
-        <w:t>To work with existing staff and facilities to the best of my ability, so as to achieve both organizational and personal goals. Qualified HSE officer with a talent for training and staff instruction. Provide detailed audit reports w</w:t>
-      </w:r>
-      <w:r>
-        <w:rPr>
-          <w:rFonts w:ascii="Cambria" w:eastAsia="Cambria" w:hAnsi="Cambria" w:cs="Cambria"/>
-          <w:i/>
-          <w:sz w:val="28"/>
-        </w:rPr>
-        <w:t>ith relevant required preventive and corrective</w:t>
-      </w:r>
-      <w:r>
-        <w:rPr>
-          <w:rFonts w:ascii="Cambria" w:eastAsia="Cambria" w:hAnsi="Cambria" w:cs="Cambria"/>
-          <w:sz w:val="28"/>
-        </w:rPr>
-        <w:t xml:space="preserve"> measures to ensure health safety environment. </w:t>
-      </w:r>
-      <w:r>
-        <w:rPr>
-          <w:noProof/>
-        </w:rPr>
-        <mc:AlternateContent>
-          <mc:Choice Requires="wpg">
-            <w:drawing>
-              <wp:anchor distT="0" distB="0" distL="114300" distR="114300" simplePos="0" relativeHeight="251659264" behindDoc="0" locked="0" layoutInCell="1" allowOverlap="1">
-                <wp:simplePos x="0" y="0"/>
-                <wp:positionH relativeFrom="column">
-                  <wp:posOffset>-285749</wp:posOffset>
-                </wp:positionH>
-                <wp:positionV relativeFrom="paragraph">
-                  <wp:posOffset>-50366</wp:posOffset>
-                </wp:positionV>
-                <wp:extent cx="7561326" cy="15875"/>
-                <wp:effectExtent l="0" t="0" r="0" b="0"/>
-                <wp:wrapTopAndBottom/>
-                <wp:docPr id="1495" name="Group 1495"/>
-                <wp:cNvGraphicFramePr/>
-                <a:graphic xmlns:a="http://schemas.openxmlformats.org/drawingml/2006/main">
-                  <a:graphicData uri="http://schemas.microsoft.com/office/word/2010/wordprocessingGroup">
-                    <wpg:wgp>
-                      <wpg:cNvGrpSpPr/>
-                      <wpg:grpSpPr>
-                        <a:xfrm>
-                          <a:off x="0" y="0"/>
-                          <a:ext cx="7561326" cy="15875"/>
-                          <a:chOff x="0" y="0"/>
-                          <a:chExt cx="7561326" cy="15875"/>
-                        </a:xfrm>
-                      </wpg:grpSpPr>
-                      <wps:wsp>
-                        <wps:cNvPr id="175" name="Shape 175"/>
-                        <wps:cNvSpPr/>
-                        <wps:spPr>
-                          <a:xfrm>
-                            <a:off x="0" y="0"/>
-                            <a:ext cx="7561326" cy="0"/>
-                          </a:xfrm>
-                          <a:custGeom>
-                            <a:avLst/>
-                            <a:gdLst/>
-                            <a:ahLst/>
-                            <a:cxnLst/>
-                            <a:rect l="0" t="0" r="0" b="0"/>
-                            <a:pathLst>
-                              <a:path w="7561326">
-                                <a:moveTo>
-                                  <a:pt x="7561326" y="0"/>
-                                </a:moveTo>
-                                <a:lnTo>
-                                  <a:pt x="0" y="0"/>
-                                </a:lnTo>
-                              </a:path>
-                            </a:pathLst>
-                          </a:custGeom>
-                          <a:ln w="15875" cap="flat">
-                            <a:round/>
-                          </a:ln>
-                        </wps:spPr>
-                        <wps:style>
-                          <a:lnRef idx="1">
-                            <a:srgbClr val="000000"/>
-                          </a:lnRef>
-                          <a:fillRef idx="0">
-                            <a:srgbClr val="000000">
-                              <a:alpha val="0"/>
-                            </a:srgbClr>
-                          </a:fillRef>
-                          <a:effectRef idx="0">
-                            <a:scrgbClr r="0" g="0" b="0"/>
-                          </a:effectRef>
-                          <a:fontRef idx="none"/>
-                        </wps:style>
-                        <wps:bodyPr/>
-                      </wps:wsp>
-                    </wpg:wgp>
-                  </a:graphicData>
-                </a:graphic>
-              </wp:anchor>
-            </w:drawing>
-          </mc:Choice>
-          <mc:Fallback>
-            <w:pict>
-              <v:group w14:anchorId="0B846A0B" id="Group 1495" o:spid="_x0000_s1026" style="position:absolute;margin-left:-22.5pt;margin-top:-3.95pt;width:595.4pt;height:1.25pt;z-index:251659264" coordsize="75613,158" o:gfxdata="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">
-                <v:shape id="Shape 175" o:spid="_x0000_s1027" style="position:absolute;width:75613;height:0;visibility:visible;mso-wrap-style:square;v-text-anchor:top" coordsize="7561326,0" o:gfxdata="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" path="m7561326,l,e" filled="f" strokeweight="1.25pt">
-                  <v:path arrowok="t" textboxrect="0,0,7561326,0"/>
-                </v:shape>
-                <w10:wrap type="topAndBottom"/>
-              </v:group>
-            </w:pict>
-          </mc:Fallback>
-        </mc:AlternateContent>
-      </w:r>
-    </w:p>
-    <w:p>
-      <w:pPr>
-        <w:spacing w:after="248" w:line="240" w:lineRule="auto"/>
-      </w:pPr>
-      <w:r>
-        <w:rPr>
-          <w:rFonts w:ascii="Cambria" w:eastAsia="Cambria" w:hAnsi="Cambria" w:cs="Cambria"/>
-          <w:b/>
-          <w:sz w:val="2"/>
-        </w:rPr>
-        <w:t xml:space="preserve"> </w:t>
-      </w:r>
+      <w:r>
+        <w:rPr>
+          <w:rFonts w:ascii="Cambria" w:eastAsia="Cambria" w:hAnsi="Cambria" w:cs="Cambria"/>
+          <w:b/>
+          <w:sz w:val="28"/>
+        </w:rPr>
+        <w:t xml:space="preserve"> </w:t>
+      </w:r>
+      <w:r>
+        <w:rPr>
+          <w:rFonts w:ascii="Cambria" w:hAnsi="Cambria"/>
+          <w:sz w:val="28"/>
+          <w:szCs w:val="28"/>
+        </w:rPr>
+        <w:t>Full Stack Developer with hands-on experience building responsive web applications using React</w:t>
+      </w:r>
+      <w:r>
+        <w:rPr>
+          <w:rFonts w:ascii="Cambria" w:hAnsi="Cambria"/>
+          <w:sz w:val="28"/>
+          <w:szCs w:val="28"/>
+        </w:rPr>
+        <w:t xml:space="preserve">, </w:t>
+      </w:r>
+      <w:proofErr w:type="spellStart"/>
+      <w:r>
+        <w:rPr>
+          <w:rFonts w:ascii="Cambria" w:hAnsi="Cambria"/>
+          <w:sz w:val="28"/>
+          <w:szCs w:val="28"/>
+        </w:rPr>
+        <w:t>Django</w:t>
+      </w:r>
+      <w:proofErr w:type="spellEnd"/>
+      <w:r>
+        <w:rPr>
+          <w:rFonts w:ascii="Cambria" w:hAnsi="Cambria"/>
+          <w:sz w:val="28"/>
+          <w:szCs w:val="28"/>
+        </w:rPr>
+        <w:t xml:space="preserve"> and REST APIs. </w:t>
+      </w:r>
+      <w:proofErr w:type="spellStart"/>
+      <w:r>
+        <w:rPr>
+          <w:rFonts w:ascii="Cambria" w:hAnsi="Cambria"/>
+          <w:sz w:val="28"/>
+          <w:szCs w:val="28"/>
+        </w:rPr>
+        <w:t>Pssionate</w:t>
+      </w:r>
+      <w:proofErr w:type="spellEnd"/>
+      <w:r>
+        <w:rPr>
+          <w:rFonts w:ascii="Cambria" w:hAnsi="Cambria"/>
+          <w:sz w:val="28"/>
+          <w:szCs w:val="28"/>
+        </w:rPr>
+        <w:t xml:space="preserve"> about building functional and user-friendly websites.</w:t>
+      </w:r>
+    </w:p>
+    <w:p>
+      <w:pPr>
+        <w:spacing w:after="94" w:line="246" w:lineRule="auto"/>
+        <w:ind w:left="720" w:right="-15"/>
+        <w:rPr>
+          <w:rFonts w:ascii="Cambria" w:hAnsi="Cambria"/>
+          <w:sz w:val="28"/>
+          <w:szCs w:val="28"/>
+        </w:rPr>
+      </w:pPr>
     </w:p>
     <w:p>
       <w:pPr>
@@ -816,7 +816,25 @@
           <w:b/>
           <w:sz w:val="28"/>
         </w:rPr>
-        <w:t>Federal University of Agriculture, Abeokuta, Ogun State</w:t>
+        <w:t xml:space="preserve">Federal University of Agriculture, Abeokuta, </w:t>
+      </w:r>
+      <w:proofErr w:type="spellStart"/>
+      <w:r>
+        <w:rPr>
+          <w:rFonts w:ascii="Cambria" w:eastAsia="Cambria" w:hAnsi="Cambria" w:cs="Cambria"/>
+          <w:b/>
+          <w:sz w:val="28"/>
+        </w:rPr>
+        <w:t>Ogun</w:t>
+      </w:r>
+      <w:proofErr w:type="spellEnd"/>
+      <w:r>
+        <w:rPr>
+          <w:rFonts w:ascii="Cambria" w:eastAsia="Cambria" w:hAnsi="Cambria" w:cs="Cambria"/>
+          <w:b/>
+          <w:sz w:val="28"/>
+        </w:rPr>
+        <w:t xml:space="preserve"> State</w:t>
       </w:r>
       <w:r>
         <w:rPr>
@@ -940,7 +958,25 @@
           <w:b/>
           <w:sz w:val="28"/>
         </w:rPr>
-        <w:t xml:space="preserve">Immaculate Grace Academy, Ijaiye-Ojokoro, Lagos  </w:t>
+        <w:t xml:space="preserve">Immaculate Grace Academy, </w:t>
+      </w:r>
+      <w:proofErr w:type="spellStart"/>
+      <w:r>
+        <w:rPr>
+          <w:rFonts w:ascii="Cambria" w:eastAsia="Cambria" w:hAnsi="Cambria" w:cs="Cambria"/>
+          <w:b/>
+          <w:sz w:val="28"/>
+        </w:rPr>
+        <w:t>Ijaiye-Ojokoro</w:t>
+      </w:r>
+      <w:proofErr w:type="spellEnd"/>
+      <w:r>
+        <w:rPr>
+          <w:rFonts w:ascii="Cambria" w:eastAsia="Cambria" w:hAnsi="Cambria" w:cs="Cambria"/>
+          <w:b/>
+          <w:sz w:val="28"/>
+        </w:rPr>
+        <w:t xml:space="preserve">, Lagos  </w:t>
       </w:r>
       <w:r>
         <w:rPr>
@@ -1017,15 +1053,25 @@
           <w:b/>
           <w:sz w:val="28"/>
         </w:rPr>
-        <w:t>Eureka International School, Gbinrinmi, Lago</w:t>
-      </w:r>
-      <w:r>
-        <w:rPr>
-          <w:rFonts w:ascii="Cambria" w:eastAsia="Cambria" w:hAnsi="Cambria" w:cs="Cambria"/>
-          <w:b/>
-          <w:sz w:val="28"/>
-        </w:rPr>
-        <w:t xml:space="preserve">s  </w:t>
+        <w:t xml:space="preserve">Eureka International School, </w:t>
+      </w:r>
+      <w:proofErr w:type="spellStart"/>
+      <w:r>
+        <w:rPr>
+          <w:rFonts w:ascii="Cambria" w:eastAsia="Cambria" w:hAnsi="Cambria" w:cs="Cambria"/>
+          <w:b/>
+          <w:sz w:val="28"/>
+        </w:rPr>
+        <w:t>Gbinrinmi</w:t>
+      </w:r>
+      <w:proofErr w:type="spellEnd"/>
+      <w:r>
+        <w:rPr>
+          <w:rFonts w:ascii="Cambria" w:eastAsia="Cambria" w:hAnsi="Cambria" w:cs="Cambria"/>
+          <w:b/>
+          <w:sz w:val="28"/>
+        </w:rPr>
+        <w:t xml:space="preserve">, Lagos  </w:t>
       </w:r>
       <w:r>
         <w:rPr>
@@ -1085,69 +1131,48 @@
     </w:p>
     <w:p>
       <w:pPr>
-        <w:spacing w:after="85" w:line="240" w:lineRule="auto"/>
-        <w:ind w:left="720"/>
-      </w:pPr>
-      <w:r>
-        <w:rPr>
-          <w:rFonts w:ascii="Cambria" w:eastAsia="Cambria" w:hAnsi="Cambria" w:cs="Cambria"/>
-          <w:sz w:val="28"/>
-        </w:rPr>
-        <w:t xml:space="preserve"> </w:t>
-      </w:r>
-    </w:p>
-    <w:p>
-      <w:pPr>
-        <w:spacing w:after="7" w:line="246" w:lineRule="auto"/>
+        <w:spacing w:before="230" w:after="102" w:line="291" w:lineRule="auto"/>
+        <w:ind w:right="-15"/>
+      </w:pPr>
+    </w:p>
+    <w:p>
+      <w:pPr>
+        <w:spacing w:after="9" w:line="246" w:lineRule="auto"/>
         <w:ind w:left="-5" w:right="-15" w:hanging="10"/>
-      </w:pPr>
-      <w:r>
-        <w:rPr>
-          <w:rFonts w:ascii="Cambria" w:eastAsia="Cambria" w:hAnsi="Cambria" w:cs="Cambria"/>
-          <w:b/>
-          <w:sz w:val="28"/>
-        </w:rPr>
-        <w:t xml:space="preserve">CORE COMPETENCIES  </w:t>
-      </w:r>
-    </w:p>
-    <w:p>
-      <w:pPr>
-        <w:numPr>
-          <w:ilvl w:val="0"/>
-          <w:numId w:val="1"/>
-        </w:numPr>
-        <w:spacing w:before="230" w:after="102" w:line="291" w:lineRule="auto"/>
-        <w:ind w:right="-15" w:hanging="360"/>
-      </w:pPr>
-      <w:r>
-        <w:rPr>
-          <w:sz w:val="28"/>
-        </w:rPr>
-        <w:t>Ability to build a functional and user-friendly website, that is at the same time attractive.</w:t>
-      </w:r>
-    </w:p>
-    <w:p>
-      <w:pPr>
-        <w:numPr>
-          <w:ilvl w:val="0"/>
-          <w:numId w:val="1"/>
-        </w:numPr>
-        <w:spacing w:before="230" w:after="102" w:line="291" w:lineRule="auto"/>
-        <w:ind w:right="-15" w:hanging="360"/>
-      </w:pPr>
-      <w:r>
-        <w:rPr>
-          <w:sz w:val="28"/>
-        </w:rPr>
-        <w:t>Wrong practical skills in frontend technologies including HTML, CSS, JavaScript, and React.</w:t>
-      </w:r>
-      <w:r>
-        <w:rPr>
-          <w:rFonts w:ascii="Cambria" w:eastAsia="Cambria" w:hAnsi="Cambria" w:cs="Cambria"/>
-          <w:sz w:val="28"/>
-        </w:rPr>
-        <w:t xml:space="preserve"> </w:t>
-      </w:r>
+        <w:rPr>
+          <w:rFonts w:ascii="Cambria" w:eastAsia="Cambria" w:hAnsi="Cambria" w:cs="Cambria"/>
+          <w:b/>
+          <w:sz w:val="28"/>
+        </w:rPr>
+      </w:pPr>
+      <w:r>
+        <w:rPr>
+          <w:rFonts w:ascii="Cambria" w:eastAsia="Cambria" w:hAnsi="Cambria" w:cs="Cambria"/>
+          <w:b/>
+          <w:sz w:val="28"/>
+        </w:rPr>
+        <w:t xml:space="preserve">TECHNICAL </w:t>
+      </w:r>
+      <w:r>
+        <w:rPr>
+          <w:rFonts w:ascii="Cambria" w:eastAsia="Cambria" w:hAnsi="Cambria" w:cs="Cambria"/>
+          <w:b/>
+          <w:sz w:val="28"/>
+        </w:rPr>
+        <w:t xml:space="preserve">SKILLS </w:t>
+      </w:r>
+    </w:p>
+    <w:p>
+      <w:pPr>
+        <w:spacing w:after="9" w:line="246" w:lineRule="auto"/>
+        <w:ind w:left="-5" w:right="-15" w:hanging="10"/>
+      </w:pPr>
+    </w:p>
+    <w:p>
+      <w:pPr>
+        <w:spacing w:before="106" w:after="110" w:line="240" w:lineRule="auto"/>
+        <w:ind w:left="720" w:right="-15"/>
+      </w:pPr>
       <w:r>
         <w:rPr>
           <w:noProof/>
@@ -1155,403 +1180,7 @@
         <mc:AlternateContent>
           <mc:Choice Requires="wpg">
             <w:drawing>
-              <wp:anchor distT="0" distB="0" distL="114300" distR="114300" simplePos="0" relativeHeight="251661312" behindDoc="0" locked="0" layoutInCell="1" allowOverlap="1">
-                <wp:simplePos x="0" y="0"/>
-                <wp:positionH relativeFrom="column">
-                  <wp:posOffset>-285749</wp:posOffset>
-                </wp:positionH>
-                <wp:positionV relativeFrom="paragraph">
-                  <wp:posOffset>-146111</wp:posOffset>
-                </wp:positionV>
-                <wp:extent cx="7561326" cy="15875"/>
-                <wp:effectExtent l="0" t="0" r="0" b="0"/>
-                <wp:wrapTopAndBottom/>
-                <wp:docPr id="1497" name="Group 1497"/>
-                <wp:cNvGraphicFramePr/>
-                <a:graphic xmlns:a="http://schemas.openxmlformats.org/drawingml/2006/main">
-                  <a:graphicData uri="http://schemas.microsoft.com/office/word/2010/wordprocessingGroup">
-                    <wpg:wgp>
-                      <wpg:cNvGrpSpPr/>
-                      <wpg:grpSpPr>
-                        <a:xfrm>
-                          <a:off x="0" y="0"/>
-                          <a:ext cx="7561326" cy="15875"/>
-                          <a:chOff x="0" y="0"/>
-                          <a:chExt cx="7561326" cy="15875"/>
-                        </a:xfrm>
-                      </wpg:grpSpPr>
-                      <wps:wsp>
-                        <wps:cNvPr id="176" name="Shape 176"/>
-                        <wps:cNvSpPr/>
-                        <wps:spPr>
-                          <a:xfrm>
-                            <a:off x="0" y="0"/>
-                            <a:ext cx="7561326" cy="0"/>
-                          </a:xfrm>
-                          <a:custGeom>
-                            <a:avLst/>
-                            <a:gdLst/>
-                            <a:ahLst/>
-                            <a:cxnLst/>
-                            <a:rect l="0" t="0" r="0" b="0"/>
-                            <a:pathLst>
-                              <a:path w="7561326">
-                                <a:moveTo>
-                                  <a:pt x="7561326" y="0"/>
-                                </a:moveTo>
-                                <a:lnTo>
-                                  <a:pt x="0" y="0"/>
-                                </a:lnTo>
-                              </a:path>
-                            </a:pathLst>
-                          </a:custGeom>
-                          <a:ln w="15875" cap="flat">
-                            <a:round/>
-                          </a:ln>
-                        </wps:spPr>
-                        <wps:style>
-                          <a:lnRef idx="1">
-                            <a:srgbClr val="000000"/>
-                          </a:lnRef>
-                          <a:fillRef idx="0">
-                            <a:srgbClr val="000000">
-                              <a:alpha val="0"/>
-                            </a:srgbClr>
-                          </a:fillRef>
-                          <a:effectRef idx="0">
-                            <a:scrgbClr r="0" g="0" b="0"/>
-                          </a:effectRef>
-                          <a:fontRef idx="none"/>
-                        </wps:style>
-                        <wps:bodyPr/>
-                      </wps:wsp>
-                    </wpg:wgp>
-                  </a:graphicData>
-                </a:graphic>
-              </wp:anchor>
-            </w:drawing>
-          </mc:Choice>
-          <mc:Fallback>
-            <w:pict>
-              <v:group w14:anchorId="6C41E9B8" id="Group 1497" o:spid="_x0000_s1026" style="position:absolute;margin-left:-22.5pt;margin-top:-11.5pt;width:595.4pt;height:1.25pt;z-index:251661312" coordsize="75613,158" o:gfxdata="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">
-                <v:shape id="Shape 176" o:spid="_x0000_s1027" style="position:absolute;width:75613;height:0;visibility:visible;mso-wrap-style:square;v-text-anchor:top" coordsize="7561326,0" o:gfxdata="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" path="m7561326,l,e" filled="f" strokeweight="1.25pt">
-                  <v:path arrowok="t" textboxrect="0,0,7561326,0"/>
-                </v:shape>
-                <w10:wrap type="topAndBottom"/>
-              </v:group>
-            </w:pict>
-          </mc:Fallback>
-        </mc:AlternateContent>
-      </w:r>
-    </w:p>
-    <w:p>
-      <w:pPr>
-        <w:numPr>
-          <w:ilvl w:val="0"/>
-          <w:numId w:val="1"/>
-        </w:numPr>
-        <w:spacing w:after="110" w:line="240" w:lineRule="auto"/>
-        <w:ind w:right="-15" w:hanging="360"/>
-      </w:pPr>
-      <w:r>
-        <w:rPr>
-          <w:rFonts w:ascii="Cambria" w:eastAsia="Cambria" w:hAnsi="Cambria" w:cs="Cambria"/>
-          <w:sz w:val="28"/>
-        </w:rPr>
-        <w:t>Constructing and clearly presenting mathematical and logical arguments</w:t>
-      </w:r>
-      <w:r>
-        <w:rPr>
-          <w:sz w:val="28"/>
-        </w:rPr>
-        <w:t>.</w:t>
-      </w:r>
-      <w:r>
-        <w:rPr>
-          <w:rFonts w:ascii="Cambria" w:eastAsia="Cambria" w:hAnsi="Cambria" w:cs="Cambria"/>
-          <w:sz w:val="28"/>
-        </w:rPr>
-        <w:t xml:space="preserve"> </w:t>
-      </w:r>
-    </w:p>
-    <w:p>
-      <w:pPr>
-        <w:numPr>
-          <w:ilvl w:val="0"/>
-          <w:numId w:val="1"/>
-        </w:numPr>
-        <w:spacing w:after="110" w:line="240" w:lineRule="auto"/>
-        <w:ind w:right="-15" w:hanging="360"/>
-      </w:pPr>
-      <w:r>
-        <w:rPr>
-          <w:rFonts w:ascii="Cambria" w:eastAsia="Cambria" w:hAnsi="Cambria" w:cs="Cambria"/>
-          <w:sz w:val="28"/>
-        </w:rPr>
-        <w:t>The ability to deal with highly abstract concepts</w:t>
-      </w:r>
-      <w:r>
-        <w:rPr>
-          <w:sz w:val="28"/>
-        </w:rPr>
-        <w:t>.</w:t>
-      </w:r>
-      <w:r>
-        <w:rPr>
-          <w:rFonts w:ascii="Cambria" w:eastAsia="Cambria" w:hAnsi="Cambria" w:cs="Cambria"/>
-          <w:sz w:val="28"/>
-        </w:rPr>
-        <w:t xml:space="preserve"> </w:t>
-      </w:r>
-    </w:p>
-    <w:p>
-      <w:pPr>
-        <w:numPr>
-          <w:ilvl w:val="0"/>
-          <w:numId w:val="1"/>
-        </w:numPr>
-        <w:spacing w:after="110" w:line="240" w:lineRule="auto"/>
-        <w:ind w:right="-15" w:hanging="360"/>
-      </w:pPr>
-      <w:r>
-        <w:rPr>
-          <w:rFonts w:ascii="Cambria" w:eastAsia="Cambria" w:hAnsi="Cambria" w:cs="Cambria"/>
-          <w:sz w:val="28"/>
-        </w:rPr>
-        <w:lastRenderedPageBreak/>
-        <w:t>Advanced numeracy skills</w:t>
-      </w:r>
-      <w:r>
-        <w:rPr>
-          <w:sz w:val="28"/>
-        </w:rPr>
-        <w:t>.</w:t>
-      </w:r>
-      <w:r>
-        <w:rPr>
-          <w:rFonts w:ascii="Cambria" w:eastAsia="Cambria" w:hAnsi="Cambria" w:cs="Cambria"/>
-          <w:sz w:val="28"/>
-        </w:rPr>
-        <w:t xml:space="preserve"> </w:t>
-      </w:r>
-    </w:p>
-    <w:p>
-      <w:pPr>
-        <w:numPr>
-          <w:ilvl w:val="0"/>
-          <w:numId w:val="1"/>
-        </w:numPr>
-        <w:spacing w:after="110" w:line="240" w:lineRule="auto"/>
-        <w:ind w:right="-15" w:hanging="360"/>
-      </w:pPr>
-      <w:r>
-        <w:rPr>
-          <w:rFonts w:ascii="Cambria" w:eastAsia="Cambria" w:hAnsi="Cambria" w:cs="Cambria"/>
-          <w:sz w:val="28"/>
-        </w:rPr>
-        <w:t>Turning real- world problems into mathematical problems</w:t>
-      </w:r>
-      <w:r>
-        <w:rPr>
-          <w:sz w:val="28"/>
-        </w:rPr>
-        <w:t>.</w:t>
-      </w:r>
-      <w:r>
-        <w:rPr>
-          <w:rFonts w:ascii="Cambria" w:eastAsia="Cambria" w:hAnsi="Cambria" w:cs="Cambria"/>
-          <w:sz w:val="28"/>
-        </w:rPr>
-        <w:t xml:space="preserve"> </w:t>
-      </w:r>
-    </w:p>
-    <w:p>
-      <w:pPr>
-        <w:numPr>
-          <w:ilvl w:val="0"/>
-          <w:numId w:val="1"/>
-        </w:numPr>
-        <w:spacing w:after="110" w:line="240" w:lineRule="auto"/>
-        <w:ind w:right="-15" w:hanging="360"/>
-      </w:pPr>
-      <w:r>
-        <w:rPr>
-          <w:rFonts w:ascii="Cambria" w:eastAsia="Cambria" w:hAnsi="Cambria" w:cs="Cambria"/>
-          <w:sz w:val="28"/>
-        </w:rPr>
-        <w:t>Being able to exactly state what a problem is including assumptions made, if necessary breaking it down into sub-problems, and presenting the solution clearly</w:t>
-      </w:r>
-      <w:r>
-        <w:rPr>
-          <w:sz w:val="28"/>
-        </w:rPr>
-        <w:t>.</w:t>
-      </w:r>
-      <w:r>
-        <w:rPr>
-          <w:rFonts w:ascii="Cambria" w:eastAsia="Cambria" w:hAnsi="Cambria" w:cs="Cambria"/>
-          <w:sz w:val="28"/>
-        </w:rPr>
-        <w:t xml:space="preserve"> </w:t>
-      </w:r>
-    </w:p>
-    <w:p>
-      <w:pPr>
-        <w:numPr>
-          <w:ilvl w:val="0"/>
-          <w:numId w:val="1"/>
-        </w:numPr>
-        <w:spacing w:after="110" w:line="240" w:lineRule="auto"/>
-        <w:ind w:right="-15" w:hanging="360"/>
-      </w:pPr>
-      <w:r>
-        <w:rPr>
-          <w:rFonts w:ascii="Cambria" w:eastAsia="Cambria" w:hAnsi="Cambria" w:cs="Cambria"/>
-          <w:sz w:val="28"/>
-        </w:rPr>
-        <w:t xml:space="preserve">Analyzing data, finding patterns and </w:t>
-      </w:r>
-      <w:r>
-        <w:rPr>
-          <w:rFonts w:ascii="Cambria" w:eastAsia="Cambria" w:hAnsi="Cambria" w:cs="Cambria"/>
-          <w:sz w:val="28"/>
-        </w:rPr>
-        <w:t>extracting conclusions</w:t>
-      </w:r>
-      <w:r>
-        <w:rPr>
-          <w:sz w:val="28"/>
-        </w:rPr>
-        <w:t>.</w:t>
-      </w:r>
-      <w:r>
-        <w:rPr>
-          <w:rFonts w:ascii="Cambria" w:eastAsia="Cambria" w:hAnsi="Cambria" w:cs="Cambria"/>
-          <w:sz w:val="28"/>
-        </w:rPr>
-        <w:t xml:space="preserve"> </w:t>
-      </w:r>
-    </w:p>
-    <w:p>
-      <w:pPr>
-        <w:numPr>
-          <w:ilvl w:val="0"/>
-          <w:numId w:val="1"/>
-        </w:numPr>
-        <w:spacing w:after="110" w:line="240" w:lineRule="auto"/>
-        <w:ind w:right="-15" w:hanging="360"/>
-      </w:pPr>
-      <w:r>
-        <w:rPr>
-          <w:rFonts w:ascii="Cambria" w:eastAsia="Cambria" w:hAnsi="Cambria" w:cs="Cambria"/>
-          <w:sz w:val="28"/>
-        </w:rPr>
-        <w:t>HSE Officer</w:t>
-      </w:r>
-      <w:r>
-        <w:rPr>
-          <w:sz w:val="28"/>
-        </w:rPr>
-        <w:t>.</w:t>
-      </w:r>
-      <w:r>
-        <w:rPr>
-          <w:rFonts w:ascii="Cambria" w:eastAsia="Cambria" w:hAnsi="Cambria" w:cs="Cambria"/>
-          <w:sz w:val="28"/>
-        </w:rPr>
-        <w:t xml:space="preserve"> </w:t>
-      </w:r>
-    </w:p>
-    <w:p>
-      <w:pPr>
-        <w:spacing w:line="240" w:lineRule="auto"/>
-        <w:ind w:left="720"/>
-      </w:pPr>
-      <w:r>
-        <w:rPr>
-          <w:rFonts w:ascii="Cambria" w:eastAsia="Cambria" w:hAnsi="Cambria" w:cs="Cambria"/>
-          <w:sz w:val="28"/>
-        </w:rPr>
-        <w:t xml:space="preserve"> </w:t>
-      </w:r>
-    </w:p>
-    <w:p>
-      <w:pPr>
-        <w:spacing w:after="86" w:line="240" w:lineRule="auto"/>
-        <w:ind w:left="720"/>
-      </w:pPr>
-      <w:r>
-        <w:rPr>
-          <w:rFonts w:ascii="Cambria" w:eastAsia="Cambria" w:hAnsi="Cambria" w:cs="Cambria"/>
-          <w:sz w:val="28"/>
-        </w:rPr>
-        <w:t xml:space="preserve"> </w:t>
-      </w:r>
-    </w:p>
-    <w:p>
-      <w:pPr>
-        <w:spacing w:after="40" w:line="240" w:lineRule="auto"/>
-        <w:ind w:left="720"/>
-      </w:pPr>
-      <w:r>
-        <w:rPr>
-          <w:rFonts w:ascii="Cambria" w:eastAsia="Cambria" w:hAnsi="Cambria" w:cs="Cambria"/>
-          <w:sz w:val="28"/>
-        </w:rPr>
-        <w:t xml:space="preserve"> </w:t>
-      </w:r>
-    </w:p>
-    <w:p>
-      <w:pPr>
-        <w:spacing w:after="248" w:line="240" w:lineRule="auto"/>
-      </w:pPr>
-      <w:r>
-        <w:rPr>
-          <w:rFonts w:ascii="Cambria" w:eastAsia="Cambria" w:hAnsi="Cambria" w:cs="Cambria"/>
-          <w:b/>
-          <w:sz w:val="2"/>
-        </w:rPr>
-        <w:t xml:space="preserve"> </w:t>
-      </w:r>
-    </w:p>
-    <w:p>
-      <w:pPr>
-        <w:spacing w:after="9" w:line="246" w:lineRule="auto"/>
-        <w:ind w:left="-5" w:right="-15" w:hanging="10"/>
-      </w:pPr>
-      <w:r>
-        <w:rPr>
-          <w:rFonts w:ascii="Cambria" w:eastAsia="Cambria" w:hAnsi="Cambria" w:cs="Cambria"/>
-          <w:b/>
-          <w:sz w:val="28"/>
-        </w:rPr>
-        <w:t xml:space="preserve">SKILLS </w:t>
-      </w:r>
-    </w:p>
-    <w:p>
-      <w:pPr>
-        <w:numPr>
-          <w:ilvl w:val="0"/>
-          <w:numId w:val="1"/>
-        </w:numPr>
-        <w:spacing w:before="106" w:after="110" w:line="240" w:lineRule="auto"/>
-        <w:ind w:right="-15" w:hanging="360"/>
-      </w:pPr>
-      <w:r>
-        <w:rPr>
-          <w:rFonts w:ascii="Cambria" w:eastAsia="Cambria" w:hAnsi="Cambria" w:cs="Cambria"/>
-          <w:sz w:val="28"/>
-        </w:rPr>
-        <w:t xml:space="preserve">Communication and interpersonal skills  </w:t>
-      </w:r>
-      <w:r>
-        <w:rPr>
-          <w:noProof/>
-        </w:rPr>
-        <mc:AlternateContent>
-          <mc:Choice Requires="wpg">
-            <w:drawing>
-              <wp:anchor distT="0" distB="0" distL="114300" distR="114300" simplePos="0" relativeHeight="251662336" behindDoc="0" locked="0" layoutInCell="1" allowOverlap="1">
+              <wp:anchor distT="0" distB="0" distL="114300" distR="114300" simplePos="0" relativeHeight="251662336" behindDoc="0" locked="0" layoutInCell="1" allowOverlap="1" wp14:anchorId="2D7BE365" wp14:editId="04CF661F">
                 <wp:simplePos x="0" y="0"/>
                 <wp:positionH relativeFrom="column">
                   <wp:posOffset>-285749</wp:posOffset>
@@ -1639,143 +1268,286 @@
           </mc:Fallback>
         </mc:AlternateContent>
       </w:r>
-    </w:p>
-    <w:p>
-      <w:pPr>
-        <w:numPr>
-          <w:ilvl w:val="0"/>
-          <w:numId w:val="1"/>
-        </w:numPr>
+      <w:r>
+        <w:rPr>
+          <w:rFonts w:ascii="Cambria" w:eastAsia="Cambria" w:hAnsi="Cambria" w:cs="Cambria"/>
+          <w:sz w:val="28"/>
+        </w:rPr>
+        <w:t xml:space="preserve">  </w:t>
+      </w:r>
+    </w:p>
+    <w:tbl>
+      <w:tblPr>
+        <w:tblStyle w:val="TableGrid"/>
+        <w:tblW w:w="0" w:type="auto"/>
+        <w:tblInd w:w="720" w:type="dxa"/>
+        <w:tblLook w:val="04A0" w:firstRow="1" w:lastRow="0" w:firstColumn="1" w:lastColumn="0" w:noHBand="0" w:noVBand="1"/>
+      </w:tblPr>
+      <w:tblGrid>
+        <w:gridCol w:w="2245"/>
+        <w:gridCol w:w="7832"/>
+      </w:tblGrid>
+      <w:tr>
+        <w:tc>
+          <w:tcPr>
+            <w:tcW w:w="2245" w:type="dxa"/>
+          </w:tcPr>
+          <w:p>
+            <w:pPr>
+              <w:spacing w:before="106" w:after="110" w:line="240" w:lineRule="auto"/>
+              <w:ind w:right="-15"/>
+              <w:rPr>
+                <w:rFonts w:ascii="Cambria" w:eastAsia="Cambria" w:hAnsi="Cambria" w:cs="Cambria"/>
+                <w:sz w:val="28"/>
+              </w:rPr>
+            </w:pPr>
+            <w:r>
+              <w:rPr>
+                <w:rFonts w:ascii="Cambria" w:eastAsia="Cambria" w:hAnsi="Cambria" w:cs="Cambria"/>
+                <w:sz w:val="28"/>
+              </w:rPr>
+              <w:t>Frontend</w:t>
+            </w:r>
+          </w:p>
+        </w:tc>
+        <w:tc>
+          <w:tcPr>
+            <w:tcW w:w="7832" w:type="dxa"/>
+          </w:tcPr>
+          <w:p>
+            <w:pPr>
+              <w:spacing w:before="106" w:after="110" w:line="240" w:lineRule="auto"/>
+              <w:ind w:right="-15"/>
+              <w:rPr>
+                <w:rFonts w:ascii="Cambria" w:eastAsia="Cambria" w:hAnsi="Cambria" w:cs="Cambria"/>
+                <w:sz w:val="28"/>
+              </w:rPr>
+            </w:pPr>
+            <w:r>
+              <w:rPr>
+                <w:rFonts w:ascii="Cambria" w:eastAsia="Cambria" w:hAnsi="Cambria" w:cs="Cambria"/>
+                <w:sz w:val="28"/>
+              </w:rPr>
+              <w:t xml:space="preserve">HTML 5, CSS 3, JavaScript, </w:t>
+            </w:r>
+            <w:proofErr w:type="spellStart"/>
+            <w:r>
+              <w:rPr>
+                <w:rFonts w:ascii="Cambria" w:eastAsia="Cambria" w:hAnsi="Cambria" w:cs="Cambria"/>
+                <w:sz w:val="28"/>
+              </w:rPr>
+              <w:t>Reactjs</w:t>
+            </w:r>
+            <w:proofErr w:type="spellEnd"/>
+            <w:r>
+              <w:rPr>
+                <w:rFonts w:ascii="Cambria" w:eastAsia="Cambria" w:hAnsi="Cambria" w:cs="Cambria"/>
+                <w:sz w:val="28"/>
+              </w:rPr>
+              <w:t>, Bootstrap</w:t>
+            </w:r>
+          </w:p>
+        </w:tc>
+      </w:tr>
+      <w:tr>
+        <w:tc>
+          <w:tcPr>
+            <w:tcW w:w="2245" w:type="dxa"/>
+          </w:tcPr>
+          <w:p>
+            <w:pPr>
+              <w:spacing w:before="106" w:after="110" w:line="240" w:lineRule="auto"/>
+              <w:ind w:right="-15"/>
+              <w:rPr>
+                <w:rFonts w:ascii="Cambria" w:eastAsia="Cambria" w:hAnsi="Cambria" w:cs="Cambria"/>
+                <w:sz w:val="28"/>
+              </w:rPr>
+            </w:pPr>
+            <w:r>
+              <w:rPr>
+                <w:rFonts w:ascii="Cambria" w:eastAsia="Cambria" w:hAnsi="Cambria" w:cs="Cambria"/>
+                <w:sz w:val="28"/>
+              </w:rPr>
+              <w:t>Backend</w:t>
+            </w:r>
+          </w:p>
+        </w:tc>
+        <w:tc>
+          <w:tcPr>
+            <w:tcW w:w="7832" w:type="dxa"/>
+          </w:tcPr>
+          <w:p>
+            <w:pPr>
+              <w:spacing w:before="106" w:after="110" w:line="240" w:lineRule="auto"/>
+              <w:ind w:right="-15"/>
+              <w:rPr>
+                <w:rFonts w:ascii="Cambria" w:eastAsia="Cambria" w:hAnsi="Cambria" w:cs="Cambria"/>
+                <w:sz w:val="28"/>
+              </w:rPr>
+            </w:pPr>
+            <w:r>
+              <w:rPr>
+                <w:rFonts w:ascii="Cambria" w:eastAsia="Cambria" w:hAnsi="Cambria" w:cs="Cambria"/>
+                <w:sz w:val="28"/>
+              </w:rPr>
+              <w:t xml:space="preserve">Python, </w:t>
+            </w:r>
+            <w:proofErr w:type="spellStart"/>
+            <w:r>
+              <w:rPr>
+                <w:rFonts w:ascii="Cambria" w:eastAsia="Cambria" w:hAnsi="Cambria" w:cs="Cambria"/>
+                <w:sz w:val="28"/>
+              </w:rPr>
+              <w:t>Django</w:t>
+            </w:r>
+            <w:proofErr w:type="spellEnd"/>
+            <w:r>
+              <w:rPr>
+                <w:rFonts w:ascii="Cambria" w:eastAsia="Cambria" w:hAnsi="Cambria" w:cs="Cambria"/>
+                <w:sz w:val="28"/>
+              </w:rPr>
+              <w:t>, REST API Development</w:t>
+            </w:r>
+          </w:p>
+        </w:tc>
+      </w:tr>
+      <w:tr>
+        <w:tc>
+          <w:tcPr>
+            <w:tcW w:w="2245" w:type="dxa"/>
+          </w:tcPr>
+          <w:p>
+            <w:pPr>
+              <w:spacing w:before="106" w:after="110" w:line="240" w:lineRule="auto"/>
+              <w:ind w:right="-15"/>
+              <w:rPr>
+                <w:rFonts w:ascii="Cambria" w:eastAsia="Cambria" w:hAnsi="Cambria" w:cs="Cambria"/>
+                <w:sz w:val="28"/>
+              </w:rPr>
+            </w:pPr>
+            <w:r>
+              <w:rPr>
+                <w:rFonts w:ascii="Cambria" w:eastAsia="Cambria" w:hAnsi="Cambria" w:cs="Cambria"/>
+                <w:sz w:val="28"/>
+              </w:rPr>
+              <w:t>Database</w:t>
+            </w:r>
+          </w:p>
+        </w:tc>
+        <w:tc>
+          <w:tcPr>
+            <w:tcW w:w="7832" w:type="dxa"/>
+          </w:tcPr>
+          <w:p>
+            <w:pPr>
+              <w:spacing w:before="106" w:after="110" w:line="240" w:lineRule="auto"/>
+              <w:ind w:right="-15"/>
+              <w:rPr>
+                <w:rFonts w:ascii="Cambria" w:eastAsia="Cambria" w:hAnsi="Cambria" w:cs="Cambria"/>
+                <w:sz w:val="28"/>
+              </w:rPr>
+            </w:pPr>
+            <w:r>
+              <w:rPr>
+                <w:rFonts w:ascii="Cambria" w:eastAsia="Cambria" w:hAnsi="Cambria" w:cs="Cambria"/>
+                <w:sz w:val="28"/>
+              </w:rPr>
+              <w:t>MySQL (Schema design, queries, optimization basics)</w:t>
+            </w:r>
+          </w:p>
+        </w:tc>
+      </w:tr>
+      <w:tr>
+        <w:tc>
+          <w:tcPr>
+            <w:tcW w:w="2245" w:type="dxa"/>
+          </w:tcPr>
+          <w:p>
+            <w:pPr>
+              <w:spacing w:before="106" w:after="110" w:line="240" w:lineRule="auto"/>
+              <w:ind w:right="-15"/>
+              <w:rPr>
+                <w:rFonts w:ascii="Cambria" w:eastAsia="Cambria" w:hAnsi="Cambria" w:cs="Cambria"/>
+                <w:sz w:val="28"/>
+              </w:rPr>
+            </w:pPr>
+            <w:r>
+              <w:rPr>
+                <w:rFonts w:ascii="Cambria" w:eastAsia="Cambria" w:hAnsi="Cambria" w:cs="Cambria"/>
+                <w:sz w:val="28"/>
+              </w:rPr>
+              <w:t>Tools</w:t>
+            </w:r>
+          </w:p>
+        </w:tc>
+        <w:tc>
+          <w:tcPr>
+            <w:tcW w:w="7832" w:type="dxa"/>
+          </w:tcPr>
+          <w:p>
+            <w:pPr>
+              <w:spacing w:before="106" w:after="110" w:line="240" w:lineRule="auto"/>
+              <w:ind w:right="-15"/>
+              <w:rPr>
+                <w:rFonts w:ascii="Cambria" w:eastAsia="Cambria" w:hAnsi="Cambria" w:cs="Cambria"/>
+                <w:sz w:val="28"/>
+              </w:rPr>
+            </w:pPr>
+            <w:proofErr w:type="spellStart"/>
+            <w:r>
+              <w:rPr>
+                <w:rFonts w:ascii="Cambria" w:eastAsia="Cambria" w:hAnsi="Cambria" w:cs="Cambria"/>
+                <w:sz w:val="28"/>
+              </w:rPr>
+              <w:t>Git</w:t>
+            </w:r>
+            <w:proofErr w:type="spellEnd"/>
+            <w:r>
+              <w:rPr>
+                <w:rFonts w:ascii="Cambria" w:eastAsia="Cambria" w:hAnsi="Cambria" w:cs="Cambria"/>
+                <w:sz w:val="28"/>
+              </w:rPr>
+              <w:t xml:space="preserve">, </w:t>
+            </w:r>
+            <w:proofErr w:type="spellStart"/>
+            <w:r>
+              <w:rPr>
+                <w:rFonts w:ascii="Cambria" w:eastAsia="Cambria" w:hAnsi="Cambria" w:cs="Cambria"/>
+                <w:sz w:val="28"/>
+              </w:rPr>
+              <w:t>Github</w:t>
+            </w:r>
+            <w:proofErr w:type="spellEnd"/>
+          </w:p>
+        </w:tc>
+      </w:tr>
+    </w:tbl>
+    <w:p>
+      <w:pPr>
         <w:spacing w:after="110" w:line="240" w:lineRule="auto"/>
-        <w:ind w:right="-15" w:hanging="360"/>
-      </w:pPr>
-      <w:r>
-        <w:rPr>
-          <w:rFonts w:ascii="Cambria" w:eastAsia="Cambria" w:hAnsi="Cambria" w:cs="Cambria"/>
-          <w:sz w:val="28"/>
-        </w:rPr>
-        <w:t xml:space="preserve">Teamwork and leadership  </w:t>
-      </w:r>
-    </w:p>
-    <w:p>
-      <w:pPr>
-        <w:numPr>
-          <w:ilvl w:val="0"/>
-          <w:numId w:val="1"/>
-        </w:numPr>
-        <w:spacing w:after="110" w:line="240" w:lineRule="auto"/>
-        <w:ind w:right="-15" w:hanging="360"/>
-      </w:pPr>
-      <w:r>
-        <w:rPr>
-          <w:rFonts w:ascii="Cambria" w:eastAsia="Cambria" w:hAnsi="Cambria" w:cs="Cambria"/>
-          <w:sz w:val="28"/>
-        </w:rPr>
-        <w:t xml:space="preserve">Presentation skills  </w:t>
-      </w:r>
-    </w:p>
-    <w:p>
-      <w:pPr>
-        <w:numPr>
-          <w:ilvl w:val="0"/>
-          <w:numId w:val="1"/>
-        </w:numPr>
-        <w:spacing w:after="110" w:line="240" w:lineRule="auto"/>
-        <w:ind w:right="-15" w:hanging="360"/>
-      </w:pPr>
-      <w:r>
-        <w:rPr>
-          <w:rFonts w:ascii="Cambria" w:eastAsia="Cambria" w:hAnsi="Cambria" w:cs="Cambria"/>
-          <w:sz w:val="28"/>
-        </w:rPr>
-        <w:t xml:space="preserve">Investigative study skills  </w:t>
-      </w:r>
-    </w:p>
-    <w:p>
-      <w:pPr>
-        <w:numPr>
-          <w:ilvl w:val="0"/>
-          <w:numId w:val="1"/>
-        </w:numPr>
-        <w:spacing w:after="110" w:line="240" w:lineRule="auto"/>
-        <w:ind w:right="-15" w:hanging="360"/>
-      </w:pPr>
-      <w:r>
-        <w:rPr>
-          <w:rFonts w:ascii="Cambria" w:eastAsia="Cambria" w:hAnsi="Cambria" w:cs="Cambria"/>
-          <w:sz w:val="28"/>
-        </w:rPr>
-        <w:t xml:space="preserve">Commitment and determination  </w:t>
-      </w:r>
-    </w:p>
-    <w:p>
-      <w:pPr>
-        <w:numPr>
-          <w:ilvl w:val="0"/>
-          <w:numId w:val="1"/>
-        </w:numPr>
-        <w:spacing w:after="110" w:line="240" w:lineRule="auto"/>
-        <w:ind w:right="-15" w:hanging="360"/>
-      </w:pPr>
-      <w:r>
-        <w:rPr>
-          <w:rFonts w:ascii="Cambria" w:eastAsia="Cambria" w:hAnsi="Cambria" w:cs="Cambria"/>
-          <w:sz w:val="28"/>
-        </w:rPr>
-        <w:t xml:space="preserve">Time management  </w:t>
-      </w:r>
-    </w:p>
-    <w:p>
-      <w:pPr>
-        <w:numPr>
-          <w:ilvl w:val="0"/>
-          <w:numId w:val="1"/>
-        </w:numPr>
-        <w:spacing w:after="110" w:line="240" w:lineRule="auto"/>
-        <w:ind w:right="-15" w:hanging="360"/>
-      </w:pPr>
-      <w:r>
-        <w:rPr>
-          <w:rFonts w:ascii="Cambria" w:eastAsia="Cambria" w:hAnsi="Cambria" w:cs="Cambria"/>
-          <w:sz w:val="28"/>
-        </w:rPr>
-        <w:t xml:space="preserve">Complex Problem solving  </w:t>
-      </w:r>
-    </w:p>
-    <w:p>
-      <w:pPr>
-        <w:numPr>
-          <w:ilvl w:val="0"/>
-          <w:numId w:val="1"/>
-        </w:numPr>
-        <w:spacing w:after="40" w:line="240" w:lineRule="auto"/>
-        <w:ind w:right="-15" w:hanging="360"/>
-      </w:pPr>
-      <w:r>
-        <w:rPr>
-          <w:rFonts w:ascii="Cambria" w:eastAsia="Cambria" w:hAnsi="Cambria" w:cs="Cambria"/>
-          <w:sz w:val="28"/>
-        </w:rPr>
-        <w:t xml:space="preserve">Independence  </w:t>
-      </w:r>
-    </w:p>
-    <w:p>
-      <w:pPr>
-        <w:spacing w:after="248" w:line="240" w:lineRule="auto"/>
-      </w:pPr>
-      <w:r>
-        <w:rPr>
-          <w:rFonts w:ascii="Cambria" w:eastAsia="Cambria" w:hAnsi="Cambria" w:cs="Cambria"/>
-          <w:b/>
-          <w:sz w:val="2"/>
-        </w:rPr>
-        <w:t xml:space="preserve"> </w:t>
-      </w:r>
+        <w:ind w:right="-15"/>
+      </w:pPr>
     </w:p>
     <w:p>
       <w:pPr>
         <w:spacing w:after="94" w:line="246" w:lineRule="auto"/>
         <w:ind w:left="-5" w:right="-15" w:hanging="10"/>
+        <w:rPr>
+          <w:rFonts w:ascii="Cambria" w:eastAsia="Cambria" w:hAnsi="Cambria" w:cs="Cambria"/>
+          <w:b/>
+          <w:sz w:val="28"/>
+        </w:rPr>
+      </w:pPr>
+    </w:p>
+    <w:p>
+      <w:pPr>
+        <w:spacing w:after="94" w:line="246" w:lineRule="auto"/>
+        <w:ind w:left="-5" w:right="-15" w:hanging="10"/>
+        <w:rPr>
+          <w:rFonts w:ascii="Cambria" w:eastAsia="Cambria" w:hAnsi="Cambria" w:cs="Cambria"/>
+          <w:b/>
+          <w:sz w:val="28"/>
+        </w:rPr>
       </w:pPr>
       <w:r>
         <w:rPr>
@@ -1805,21 +1577,36 @@
         <w:spacing w:after="94" w:line="246" w:lineRule="auto"/>
         <w:ind w:left="730" w:right="-15" w:hanging="10"/>
       </w:pPr>
-      <w:r>
-        <w:rPr>
-          <w:rFonts w:ascii="Cambria" w:eastAsia="Cambria" w:hAnsi="Cambria" w:cs="Cambria"/>
-          <w:b/>
-          <w:sz w:val="28"/>
-        </w:rPr>
-        <w:t xml:space="preserve"> Deeprimex Consulti</w:t>
-      </w:r>
-      <w:r>
-        <w:rPr>
-          <w:rFonts w:ascii="Cambria" w:eastAsia="Cambria" w:hAnsi="Cambria" w:cs="Cambria"/>
-          <w:b/>
-          <w:sz w:val="28"/>
-        </w:rPr>
-        <w:t xml:space="preserve">ng, Ibadan, Oyo state  </w:t>
+      <w:proofErr w:type="spellStart"/>
+      <w:r>
+        <w:rPr>
+          <w:rFonts w:ascii="Cambria" w:eastAsia="Cambria" w:hAnsi="Cambria" w:cs="Cambria"/>
+          <w:sz w:val="28"/>
+        </w:rPr>
+        <w:t>Deeprimex</w:t>
+      </w:r>
+      <w:proofErr w:type="spellEnd"/>
+      <w:r>
+        <w:rPr>
+          <w:rFonts w:ascii="Cambria" w:eastAsia="Cambria" w:hAnsi="Cambria" w:cs="Cambria"/>
+          <w:sz w:val="28"/>
+        </w:rPr>
+        <w:t xml:space="preserve"> Consulting, Ibadan, Oyo state</w:t>
+      </w:r>
+      <w:r>
+        <w:rPr>
+          <w:rFonts w:ascii="Cambria" w:eastAsia="Cambria" w:hAnsi="Cambria" w:cs="Cambria"/>
+          <w:sz w:val="28"/>
+        </w:rPr>
+        <w:t>.</w:t>
+      </w:r>
+      <w:r>
+        <w:rPr>
+          <w:rFonts w:ascii="Cambria" w:eastAsia="Cambria" w:hAnsi="Cambria" w:cs="Cambria"/>
+          <w:b/>
+          <w:sz w:val="28"/>
+        </w:rPr>
+        <w:t xml:space="preserve">  </w:t>
       </w:r>
       <w:r>
         <w:rPr>
@@ -1855,7 +1642,6 @@
           <w:sz w:val="28"/>
         </w:rPr>
         <w:tab/>
-        <w:t xml:space="preserve"> </w:t>
       </w:r>
       <w:r>
         <w:rPr>
@@ -1872,7 +1658,7 @@
         <mc:AlternateContent>
           <mc:Choice Requires="wpg">
             <w:drawing>
-              <wp:anchor distT="0" distB="0" distL="114300" distR="114300" simplePos="0" relativeHeight="251663360" behindDoc="0" locked="0" layoutInCell="1" allowOverlap="1">
+              <wp:anchor distT="0" distB="0" distL="114300" distR="114300" simplePos="0" relativeHeight="251667456" behindDoc="0" locked="0" layoutInCell="1" allowOverlap="1" wp14:anchorId="63F493C1" wp14:editId="38D542D5">
                 <wp:simplePos x="0" y="0"/>
                 <wp:positionH relativeFrom="column">
                   <wp:posOffset>-285749</wp:posOffset>
@@ -1883,7 +1669,7 @@
                 <wp:extent cx="7561326" cy="15875"/>
                 <wp:effectExtent l="0" t="0" r="0" b="0"/>
                 <wp:wrapTopAndBottom/>
-                <wp:docPr id="1673" name="Group 1673"/>
+                <wp:docPr id="3" name="Group 3"/>
                 <wp:cNvGraphicFramePr/>
                 <a:graphic xmlns:a="http://schemas.openxmlformats.org/drawingml/2006/main">
                   <a:graphicData uri="http://schemas.microsoft.com/office/word/2010/wordprocessingGroup">
@@ -1898,7 +1684,7 @@
                         </a:xfrm>
                       </wpg:grpSpPr>
                       <wps:wsp>
-                        <wps:cNvPr id="346" name="Shape 346"/>
+                        <wps:cNvPr id="4" name="Shape 346"/>
                         <wps:cNvSpPr/>
                         <wps:spPr>
                           <a:xfrm>
@@ -1950,8 +1736,8 @@
           </mc:Choice>
           <mc:Fallback>
             <w:pict>
-              <v:group w14:anchorId="5209726D" id="Group 1673" o:spid="_x0000_s1026" style="position:absolute;margin-left:-22.5pt;margin-top:-27.4pt;width:595.4pt;height:1.25pt;z-index:251663360" coordsize="75613,158" o:gfxdata="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">
-                <v:shape id="Shape 346" o:spid="_x0000_s1027" style="position:absolute;width:75613;height:0;visibility:visible;mso-wrap-style:square;v-text-anchor:top" coordsize="7561326,0" o:gfxdata="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" path="m7561326,l,e" filled="f" strokeweight="1.25pt">
+              <v:group w14:anchorId="1B53652E" id="Group 3" o:spid="_x0000_s1026" style="position:absolute;margin-left:-22.5pt;margin-top:-27.4pt;width:595.4pt;height:1.25pt;z-index:251667456" coordsize="75613,158" o:gfxdata="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">
+                <v:shape id="Shape 346" o:spid="_x0000_s1027" style="position:absolute;width:75613;height:0;visibility:visible;mso-wrap-style:square;v-text-anchor:top" coordsize="7561326,0" o:gfxdata="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" path="m7561326,l,e" filled="f" strokeweight="1.25pt">
                   <v:path arrowok="t" textboxrect="0,0,7561326,0"/>
                 </v:shape>
                 <w10:wrap type="topAndBottom"/>
@@ -1972,46 +1758,144 @@
           <w:i/>
           <w:sz w:val="28"/>
         </w:rPr>
-        <w:t xml:space="preserve">(Training Certificate)   </w:t>
-      </w:r>
-    </w:p>
-    <w:p>
-      <w:pPr>
-        <w:spacing w:after="201" w:line="246" w:lineRule="auto"/>
+        <w:t>(</w:t>
+      </w:r>
+      <w:r>
+        <w:rPr>
+          <w:rFonts w:ascii="Cambria" w:eastAsia="Cambria" w:hAnsi="Cambria" w:cs="Cambria"/>
+          <w:b/>
+          <w:i/>
+          <w:sz w:val="28"/>
+        </w:rPr>
+        <w:t>Training Certificate</w:t>
+      </w:r>
+      <w:r>
+        <w:rPr>
+          <w:rFonts w:ascii="Cambria" w:eastAsia="Cambria" w:hAnsi="Cambria" w:cs="Cambria"/>
+          <w:i/>
+          <w:sz w:val="28"/>
+        </w:rPr>
+        <w:t xml:space="preserve">)   </w:t>
+      </w:r>
+    </w:p>
+    <w:p>
+      <w:pPr>
+        <w:spacing w:before="171" w:after="94" w:line="246" w:lineRule="auto"/>
         <w:ind w:left="730" w:right="-15" w:hanging="10"/>
-      </w:pPr>
-      <w:r>
-        <w:rPr>
-          <w:rFonts w:ascii="Cambria" w:eastAsia="Cambria" w:hAnsi="Cambria" w:cs="Cambria"/>
-          <w:b/>
-          <w:sz w:val="28"/>
-        </w:rPr>
-        <w:t xml:space="preserve">House of Joyce fashion school, Abule Egba, Lagos.   </w:t>
-      </w:r>
-      <w:r>
-        <w:rPr>
-          <w:rFonts w:ascii="Cambria" w:eastAsia="Cambria" w:hAnsi="Cambria" w:cs="Cambria"/>
-          <w:b/>
+        <w:rPr>
+          <w:rFonts w:ascii="Cambria" w:eastAsia="Cambria" w:hAnsi="Cambria" w:cs="Cambria"/>
+          <w:i/>
+          <w:sz w:val="28"/>
+        </w:rPr>
+      </w:pPr>
+    </w:p>
+    <w:p>
+      <w:pPr>
+        <w:spacing w:before="171" w:after="94" w:line="246" w:lineRule="auto"/>
+        <w:ind w:left="730" w:right="-15" w:hanging="10"/>
+        <w:rPr>
+          <w:rFonts w:ascii="Cambria" w:eastAsia="Cambria" w:hAnsi="Cambria" w:cs="Cambria"/>
+          <w:b/>
+          <w:sz w:val="28"/>
+        </w:rPr>
+      </w:pPr>
+      <w:r>
+        <w:rPr>
+          <w:rFonts w:ascii="Cambria" w:eastAsia="Cambria" w:hAnsi="Cambria" w:cs="Cambria"/>
+          <w:b/>
+          <w:sz w:val="28"/>
+        </w:rPr>
+        <w:t xml:space="preserve">Lagos School </w:t>
+      </w:r>
+      <w:proofErr w:type="gramStart"/>
+      <w:r>
+        <w:rPr>
+          <w:rFonts w:ascii="Cambria" w:eastAsia="Cambria" w:hAnsi="Cambria" w:cs="Cambria"/>
+          <w:b/>
+          <w:sz w:val="28"/>
+        </w:rPr>
+        <w:t>Of</w:t>
+      </w:r>
+      <w:proofErr w:type="gramEnd"/>
+      <w:r>
+        <w:rPr>
+          <w:rFonts w:ascii="Cambria" w:eastAsia="Cambria" w:hAnsi="Cambria" w:cs="Cambria"/>
+          <w:b/>
+          <w:sz w:val="28"/>
+        </w:rPr>
+        <w:t xml:space="preserve"> Programming (LASOP)</w:t>
+      </w:r>
+      <w:r>
+        <w:rPr>
+          <w:rFonts w:ascii="Cambria" w:eastAsia="Cambria" w:hAnsi="Cambria" w:cs="Cambria"/>
+          <w:b/>
+          <w:sz w:val="28"/>
+        </w:rPr>
+        <w:t xml:space="preserve">, </w:t>
+      </w:r>
+      <w:r>
+        <w:rPr>
+          <w:rFonts w:ascii="Cambria" w:eastAsia="Cambria" w:hAnsi="Cambria" w:cs="Cambria"/>
+          <w:b/>
+          <w:sz w:val="28"/>
+        </w:rPr>
+        <w:t xml:space="preserve"> </w:t>
+      </w:r>
+    </w:p>
+    <w:p>
+      <w:pPr>
+        <w:spacing w:after="94" w:line="246" w:lineRule="auto"/>
+        <w:ind w:left="730" w:right="-15" w:hanging="10"/>
+      </w:pPr>
+      <w:proofErr w:type="spellStart"/>
+      <w:r>
+        <w:rPr>
+          <w:rFonts w:ascii="Cambria" w:eastAsia="Cambria" w:hAnsi="Cambria" w:cs="Cambria"/>
+          <w:sz w:val="28"/>
+        </w:rPr>
+        <w:t>Olowoira</w:t>
+      </w:r>
+      <w:proofErr w:type="spellEnd"/>
+      <w:r>
+        <w:rPr>
+          <w:rFonts w:ascii="Cambria" w:eastAsia="Cambria" w:hAnsi="Cambria" w:cs="Cambria"/>
+          <w:sz w:val="28"/>
+        </w:rPr>
+        <w:t xml:space="preserve"> Road, Lagos</w:t>
+      </w:r>
+      <w:r>
+        <w:rPr>
+          <w:rFonts w:ascii="Cambria" w:eastAsia="Cambria" w:hAnsi="Cambria" w:cs="Cambria"/>
+          <w:sz w:val="28"/>
+        </w:rPr>
+        <w:t xml:space="preserve"> state</w:t>
+      </w:r>
+      <w:r>
+        <w:rPr>
+          <w:rFonts w:ascii="Cambria" w:eastAsia="Cambria" w:hAnsi="Cambria" w:cs="Cambria"/>
+          <w:sz w:val="28"/>
+        </w:rPr>
+        <w:t>.</w:t>
+      </w:r>
+      <w:r>
+        <w:rPr>
+          <w:rFonts w:ascii="Cambria" w:eastAsia="Cambria" w:hAnsi="Cambria" w:cs="Cambria"/>
           <w:sz w:val="28"/>
         </w:rPr>
         <w:tab/>
       </w:r>
       <w:r>
         <w:rPr>
-          <w:b/>
-          <w:sz w:val="28"/>
-        </w:rPr>
-        <w:t xml:space="preserve">          </w:t>
-      </w:r>
-      <w:r>
-        <w:rPr>
+          <w:rFonts w:ascii="Cambria" w:eastAsia="Cambria" w:hAnsi="Cambria" w:cs="Cambria"/>
           <w:b/>
           <w:sz w:val="28"/>
         </w:rPr>
         <w:tab/>
-      </w:r>
-      <w:r>
-        <w:rPr>
+        <w:t xml:space="preserve"> </w:t>
+      </w:r>
+      <w:r>
+        <w:rPr>
+          <w:rFonts w:ascii="Cambria" w:eastAsia="Cambria" w:hAnsi="Cambria" w:cs="Cambria"/>
           <w:b/>
           <w:sz w:val="28"/>
         </w:rPr>
@@ -2024,119 +1908,81 @@
           <w:b/>
           <w:sz w:val="28"/>
         </w:rPr>
-        <w:t xml:space="preserve">2018 </w:t>
-      </w:r>
+        <w:tab/>
+        <w:t xml:space="preserve"> </w:t>
+      </w:r>
+      <w:r>
+        <w:rPr>
+          <w:rFonts w:ascii="Cambria" w:eastAsia="Cambria" w:hAnsi="Cambria" w:cs="Cambria"/>
+          <w:b/>
+          <w:sz w:val="28"/>
+        </w:rPr>
+        <w:tab/>
+      </w:r>
+      <w:r>
+        <w:rPr>
+          <w:rFonts w:ascii="Cambria" w:eastAsia="Cambria" w:hAnsi="Cambria" w:cs="Cambria"/>
+          <w:b/>
+          <w:sz w:val="28"/>
+        </w:rPr>
+        <w:tab/>
+        <w:t>2026</w:t>
+      </w:r>
+      <w:r>
+        <w:rPr>
+          <w:rFonts w:ascii="Cambria" w:eastAsia="Cambria" w:hAnsi="Cambria" w:cs="Cambria"/>
+          <w:b/>
+          <w:sz w:val="28"/>
+        </w:rPr>
+        <w:t xml:space="preserve">  </w:t>
+      </w:r>
+    </w:p>
+    <w:p>
+      <w:pPr>
+        <w:spacing w:after="194" w:line="373" w:lineRule="auto"/>
+        <w:ind w:right="692" w:firstLine="720"/>
+      </w:pPr>
       <w:r>
         <w:rPr>
           <w:rFonts w:ascii="Cambria" w:eastAsia="Cambria" w:hAnsi="Cambria" w:cs="Cambria"/>
           <w:i/>
           <w:sz w:val="28"/>
         </w:rPr>
+        <w:t>(</w:t>
+      </w:r>
+      <w:r>
+        <w:rPr>
+          <w:rFonts w:ascii="Cambria" w:eastAsia="Cambria" w:hAnsi="Cambria" w:cs="Cambria"/>
+          <w:b/>
+          <w:i/>
+          <w:sz w:val="28"/>
+        </w:rPr>
+        <w:t>FULL STACK</w:t>
+      </w:r>
+      <w:r>
+        <w:rPr>
+          <w:rFonts w:ascii="Cambria" w:eastAsia="Cambria" w:hAnsi="Cambria" w:cs="Cambria"/>
+          <w:b/>
+          <w:i/>
+          <w:sz w:val="28"/>
+        </w:rPr>
+        <w:t xml:space="preserve"> WEB DEVELOPER</w:t>
+      </w:r>
+      <w:r>
+        <w:rPr>
+          <w:rFonts w:ascii="Cambria" w:eastAsia="Cambria" w:hAnsi="Cambria" w:cs="Cambria"/>
+          <w:i/>
+          <w:sz w:val="28"/>
+        </w:rPr>
+        <w:t xml:space="preserve">)  </w:t>
+      </w:r>
+      <w:r>
+        <w:rPr>
+          <w:rFonts w:ascii="Cambria" w:eastAsia="Cambria" w:hAnsi="Cambria" w:cs="Cambria"/>
+          <w:i/>
+          <w:sz w:val="28"/>
+        </w:rPr>
         <w:t xml:space="preserve">  </w:t>
-      </w:r>
-    </w:p>
-    <w:p>
-      <w:pPr>
-        <w:spacing w:after="207" w:line="240" w:lineRule="auto"/>
-        <w:ind w:left="715" w:right="-15" w:hanging="10"/>
-      </w:pPr>
-      <w:r>
-        <w:rPr>
-          <w:rFonts w:ascii="Cambria" w:eastAsia="Cambria" w:hAnsi="Cambria" w:cs="Cambria"/>
-          <w:i/>
-          <w:sz w:val="28"/>
-        </w:rPr>
-        <w:t xml:space="preserve">(Training Certificate)      </w:t>
-      </w:r>
-    </w:p>
-    <w:p>
-      <w:pPr>
-        <w:spacing w:after="194" w:line="373" w:lineRule="auto"/>
-        <w:ind w:left="720" w:right="692"/>
-      </w:pPr>
-      <w:r>
-        <w:rPr>
-          <w:b/>
-          <w:sz w:val="28"/>
-        </w:rPr>
-        <w:t>Lagos School of Programming, LASOP, Olowoira Road</w:t>
-      </w:r>
-      <w:r>
-        <w:rPr>
-          <w:rFonts w:ascii="Cambria" w:eastAsia="Cambria" w:hAnsi="Cambria" w:cs="Cambria"/>
-          <w:b/>
-          <w:sz w:val="28"/>
-        </w:rPr>
-        <w:t xml:space="preserve">, Lagos. </w:t>
-      </w:r>
-      <w:r>
-        <w:rPr>
-          <w:b/>
-          <w:sz w:val="28"/>
-        </w:rPr>
-        <w:t xml:space="preserve">        </w:t>
-      </w:r>
-      <w:r>
-        <w:rPr>
-          <w:b/>
-          <w:sz w:val="28"/>
-        </w:rPr>
-        <w:tab/>
-        <w:t xml:space="preserve"> </w:t>
-      </w:r>
-      <w:r>
-        <w:rPr>
-          <w:rFonts w:ascii="Cambria" w:eastAsia="Cambria" w:hAnsi="Cambria" w:cs="Cambria"/>
-          <w:b/>
-          <w:sz w:val="28"/>
-        </w:rPr>
-        <w:t>2026</w:t>
-      </w:r>
-      <w:r>
-        <w:rPr>
-          <w:rFonts w:ascii="Cambria" w:eastAsia="Cambria" w:hAnsi="Cambria" w:cs="Cambria"/>
-          <w:b/>
-          <w:sz w:val="28"/>
-        </w:rPr>
-        <w:t xml:space="preserve"> </w:t>
-      </w:r>
-      <w:r>
-        <w:rPr>
-          <w:rFonts w:ascii="Cambria" w:eastAsia="Cambria" w:hAnsi="Cambria" w:cs="Cambria"/>
-          <w:i/>
-          <w:sz w:val="28"/>
-        </w:rPr>
-        <w:t xml:space="preserve"> </w:t>
-      </w:r>
-      <w:r>
-        <w:rPr>
-          <w:rFonts w:ascii="Cambria" w:eastAsia="Cambria" w:hAnsi="Cambria" w:cs="Cambria"/>
-          <w:i/>
-          <w:sz w:val="28"/>
-        </w:rPr>
-        <w:t xml:space="preserve">(Training Certificate)   </w:t>
-      </w:r>
-    </w:p>
-    <w:p>
-      <w:pPr>
-        <w:spacing w:after="202" w:line="240" w:lineRule="auto"/>
-        <w:ind w:left="720"/>
-      </w:pPr>
-      <w:r>
-        <w:rPr>
-          <w:rFonts w:ascii="Cambria" w:eastAsia="Cambria" w:hAnsi="Cambria" w:cs="Cambria"/>
-          <w:i/>
-          <w:sz w:val="28"/>
-        </w:rPr>
-        <w:t xml:space="preserve"> </w:t>
-      </w:r>
-      <w:r>
-        <w:rPr>
-          <w:rFonts w:ascii="Cambria" w:eastAsia="Cambria" w:hAnsi="Cambria" w:cs="Cambria"/>
-          <w:i/>
-          <w:sz w:val="28"/>
-        </w:rPr>
-        <w:t xml:space="preserve"> </w:t>
       </w:r>
     </w:p>
     <w:p>
@@ -2214,13 +2060,6 @@
           <w:sz w:val="28"/>
         </w:rPr>
         <w:tab/>
-      </w:r>
-      <w:r>
-        <w:rPr>
-          <w:rFonts w:ascii="Cambria" w:eastAsia="Cambria" w:hAnsi="Cambria" w:cs="Cambria"/>
-          <w:b/>
-          <w:sz w:val="28"/>
-        </w:rPr>
         <w:t>June – November 20</w:t>
       </w:r>
       <w:r>
@@ -2245,7 +2084,7 @@
         <mc:AlternateContent>
           <mc:Choice Requires="wpg">
             <w:drawing>
-              <wp:anchor distT="0" distB="0" distL="114300" distR="114300" simplePos="0" relativeHeight="251664384" behindDoc="0" locked="0" layoutInCell="1" allowOverlap="1">
+              <wp:anchor distT="0" distB="0" distL="114300" distR="114300" simplePos="0" relativeHeight="251668480" behindDoc="0" locked="0" layoutInCell="1" allowOverlap="1" wp14:anchorId="6871B88C" wp14:editId="6DC1C486">
                 <wp:simplePos x="0" y="0"/>
                 <wp:positionH relativeFrom="column">
                   <wp:posOffset>-285749</wp:posOffset>
@@ -2256,7 +2095,7 @@
                 <wp:extent cx="7561326" cy="15875"/>
                 <wp:effectExtent l="0" t="0" r="0" b="0"/>
                 <wp:wrapTopAndBottom/>
-                <wp:docPr id="1674" name="Group 1674"/>
+                <wp:docPr id="5" name="Group 5"/>
                 <wp:cNvGraphicFramePr/>
                 <a:graphic xmlns:a="http://schemas.openxmlformats.org/drawingml/2006/main">
                   <a:graphicData uri="http://schemas.microsoft.com/office/word/2010/wordprocessingGroup">
@@ -2271,7 +2110,7 @@
                         </a:xfrm>
                       </wpg:grpSpPr>
                       <wps:wsp>
-                        <wps:cNvPr id="344" name="Shape 344"/>
+                        <wps:cNvPr id="6" name="Shape 344"/>
                         <wps:cNvSpPr/>
                         <wps:spPr>
                           <a:xfrm>
@@ -2323,8 +2162,8 @@
           </mc:Choice>
           <mc:Fallback>
             <w:pict>
-              <v:group w14:anchorId="7DB948A6" id="Group 1674" o:spid="_x0000_s1026" style="position:absolute;margin-left:-22.5pt;margin-top:-36.95pt;width:595.4pt;height:1.25pt;z-index:251664384" coordsize="75613,158" o:gfxdata="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">
-                <v:shape id="Shape 344" o:spid="_x0000_s1027" style="position:absolute;width:75613;height:0;visibility:visible;mso-wrap-style:square;v-text-anchor:top" coordsize="7561326,0" o:gfxdata="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" path="m7561326,l,e" filled="f" strokeweight="1.25pt">
+              <v:group w14:anchorId="0BD66666" id="Group 5" o:spid="_x0000_s1026" style="position:absolute;margin-left:-22.5pt;margin-top:-36.95pt;width:595.4pt;height:1.25pt;z-index:251668480" coordsize="75613,158" o:gfxdata="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">
+                <v:shape id="Shape 344" o:spid="_x0000_s1027" style="position:absolute;width:75613;height:0;visibility:visible;mso-wrap-style:square;v-text-anchor:top" coordsize="7561326,0" o:gfxdata="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" path="m7561326,l,e" filled="f" strokeweight="1.25pt">
                   <v:path arrowok="t" textboxrect="0,0,7561326,0"/>
                 </v:shape>
                 <w10:wrap type="topAndBottom"/>
@@ -2374,7 +2213,6 @@
           <w:i/>
           <w:sz w:val="10"/>
         </w:rPr>
-        <w:lastRenderedPageBreak/>
         <w:t xml:space="preserve"> </w:t>
       </w:r>
     </w:p>
@@ -2393,7 +2231,43 @@
           <w:b/>
           <w:sz w:val="28"/>
         </w:rPr>
-        <w:t xml:space="preserve">Government Technical College, Orita Aperin  </w:t>
+        <w:t xml:space="preserve">Government Technical College, </w:t>
+      </w:r>
+      <w:proofErr w:type="spellStart"/>
+      <w:r>
+        <w:rPr>
+          <w:rFonts w:ascii="Cambria" w:eastAsia="Cambria" w:hAnsi="Cambria" w:cs="Cambria"/>
+          <w:b/>
+          <w:sz w:val="28"/>
+        </w:rPr>
+        <w:t>Orita</w:t>
+      </w:r>
+      <w:proofErr w:type="spellEnd"/>
+      <w:r>
+        <w:rPr>
+          <w:rFonts w:ascii="Cambria" w:eastAsia="Cambria" w:hAnsi="Cambria" w:cs="Cambria"/>
+          <w:b/>
+          <w:sz w:val="28"/>
+        </w:rPr>
+        <w:t xml:space="preserve"> </w:t>
+      </w:r>
+      <w:proofErr w:type="spellStart"/>
+      <w:r>
+        <w:rPr>
+          <w:rFonts w:ascii="Cambria" w:eastAsia="Cambria" w:hAnsi="Cambria" w:cs="Cambria"/>
+          <w:b/>
+          <w:sz w:val="28"/>
+        </w:rPr>
+        <w:t>Aperin</w:t>
+      </w:r>
+      <w:proofErr w:type="spellEnd"/>
+      <w:r>
+        <w:rPr>
+          <w:rFonts w:ascii="Cambria" w:eastAsia="Cambria" w:hAnsi="Cambria" w:cs="Cambria"/>
+          <w:b/>
+          <w:sz w:val="28"/>
+        </w:rPr>
+        <w:t xml:space="preserve">  </w:t>
       </w:r>
       <w:r>
         <w:rPr>
@@ -2470,13 +2344,23 @@
         <w:spacing w:after="94" w:line="246" w:lineRule="auto"/>
         <w:ind w:left="855" w:right="-15" w:hanging="10"/>
       </w:pPr>
-      <w:r>
-        <w:rPr>
-          <w:rFonts w:ascii="Cambria" w:eastAsia="Cambria" w:hAnsi="Cambria" w:cs="Cambria"/>
-          <w:b/>
-          <w:sz w:val="28"/>
-        </w:rPr>
-        <w:t xml:space="preserve">Elebu, Ibadan   </w:t>
+      <w:proofErr w:type="spellStart"/>
+      <w:r>
+        <w:rPr>
+          <w:rFonts w:ascii="Cambria" w:eastAsia="Cambria" w:hAnsi="Cambria" w:cs="Cambria"/>
+          <w:b/>
+          <w:sz w:val="28"/>
+        </w:rPr>
+        <w:t>Elebu</w:t>
+      </w:r>
+      <w:proofErr w:type="spellEnd"/>
+      <w:r>
+        <w:rPr>
+          <w:rFonts w:ascii="Cambria" w:eastAsia="Cambria" w:hAnsi="Cambria" w:cs="Cambria"/>
+          <w:b/>
+          <w:sz w:val="28"/>
+        </w:rPr>
+        <w:t xml:space="preserve">, Ibadan   </w:t>
       </w:r>
       <w:r>
         <w:rPr>
@@ -2624,12 +2508,21 @@
         <w:spacing w:after="92" w:line="285" w:lineRule="auto"/>
         <w:ind w:right="-15" w:hanging="360"/>
       </w:pPr>
-      <w:r>
-        <w:rPr>
-          <w:b/>
-          <w:sz w:val="28"/>
-        </w:rPr>
-        <w:t xml:space="preserve">Gauth Expert Online Tutor </w:t>
+      <w:proofErr w:type="spellStart"/>
+      <w:r>
+        <w:rPr>
+          <w:b/>
+          <w:sz w:val="28"/>
+        </w:rPr>
+        <w:t>Gauth</w:t>
+      </w:r>
+      <w:proofErr w:type="spellEnd"/>
+      <w:r>
+        <w:rPr>
+          <w:b/>
+          <w:sz w:val="28"/>
+        </w:rPr>
+        <w:t xml:space="preserve"> Expert Online Tutor </w:t>
       </w:r>
       <w:r>
         <w:rPr>
@@ -2666,15 +2559,7 @@
           <w:b/>
           <w:sz w:val="28"/>
         </w:rPr>
-        <w:t>Jan 2021</w:t>
-      </w:r>
-      <w:r>
-        <w:rPr>
-          <w:rFonts w:ascii="Cambria" w:eastAsia="Cambria" w:hAnsi="Cambria" w:cs="Cambria"/>
-          <w:b/>
-          <w:sz w:val="28"/>
-        </w:rPr>
-        <w:t xml:space="preserve"> – </w:t>
+        <w:t xml:space="preserve">Jan 2021 – </w:t>
       </w:r>
       <w:r>
         <w:rPr>
@@ -2689,15 +2574,7 @@
           <w:b/>
           <w:sz w:val="28"/>
         </w:rPr>
-        <w:t xml:space="preserve">    </w:t>
-      </w:r>
-      <w:r>
-        <w:rPr>
-          <w:rFonts w:ascii="Cambria" w:eastAsia="Cambria" w:hAnsi="Cambria" w:cs="Cambria"/>
-          <w:b/>
-          <w:sz w:val="28"/>
-        </w:rPr>
-        <w:t>Position:</w:t>
+        <w:t xml:space="preserve">    Position:</w:t>
       </w:r>
       <w:r>
         <w:rPr>
@@ -2712,197 +2589,12 @@
         </w:rPr>
         <w:t>Mathematics Tutor</w:t>
       </w:r>
-      <w:r>
-        <w:rPr>
-          <w:rFonts w:ascii="Cambria" w:eastAsia="Cambria" w:hAnsi="Cambria" w:cs="Cambria"/>
-          <w:i/>
-          <w:sz w:val="28"/>
-        </w:rPr>
-        <w:t xml:space="preserve"> </w:t>
-      </w:r>
-      <w:r>
-        <w:rPr>
-          <w:noProof/>
-        </w:rPr>
-        <mc:AlternateContent>
-          <mc:Choice Requires="wpg">
-            <w:drawing>
-              <wp:anchor distT="0" distB="0" distL="114300" distR="114300" simplePos="0" relativeHeight="251665408" behindDoc="0" locked="0" layoutInCell="1" allowOverlap="1">
-                <wp:simplePos x="0" y="0"/>
-                <wp:positionH relativeFrom="column">
-                  <wp:posOffset>-285749</wp:posOffset>
-                </wp:positionH>
-                <wp:positionV relativeFrom="paragraph">
-                  <wp:posOffset>1182612</wp:posOffset>
-                </wp:positionV>
-                <wp:extent cx="7561326" cy="15875"/>
-                <wp:effectExtent l="0" t="0" r="0" b="0"/>
-                <wp:wrapTopAndBottom/>
-                <wp:docPr id="1675" name="Group 1675"/>
-                <wp:cNvGraphicFramePr/>
-                <a:graphic xmlns:a="http://schemas.openxmlformats.org/drawingml/2006/main">
-                  <a:graphicData uri="http://schemas.microsoft.com/office/word/2010/wordprocessingGroup">
-                    <wpg:wgp>
-                      <wpg:cNvGrpSpPr/>
-                      <wpg:grpSpPr>
-                        <a:xfrm>
-                          <a:off x="0" y="0"/>
-                          <a:ext cx="7561326" cy="15875"/>
-                          <a:chOff x="0" y="0"/>
-                          <a:chExt cx="7561326" cy="15875"/>
-                        </a:xfrm>
-                      </wpg:grpSpPr>
-                      <wps:wsp>
-                        <wps:cNvPr id="345" name="Shape 345"/>
-                        <wps:cNvSpPr/>
-                        <wps:spPr>
-                          <a:xfrm>
-                            <a:off x="0" y="0"/>
-                            <a:ext cx="7561326" cy="0"/>
-                          </a:xfrm>
-                          <a:custGeom>
-                            <a:avLst/>
-                            <a:gdLst/>
-                            <a:ahLst/>
-                            <a:cxnLst/>
-                            <a:rect l="0" t="0" r="0" b="0"/>
-                            <a:pathLst>
-                              <a:path w="7561326">
-                                <a:moveTo>
-                                  <a:pt x="7561326" y="0"/>
-                                </a:moveTo>
-                                <a:lnTo>
-                                  <a:pt x="0" y="0"/>
-                                </a:lnTo>
-                              </a:path>
-                            </a:pathLst>
-                          </a:custGeom>
-                          <a:ln w="15875" cap="flat">
-                            <a:round/>
-                          </a:ln>
-                        </wps:spPr>
-                        <wps:style>
-                          <a:lnRef idx="1">
-                            <a:srgbClr val="000000"/>
-                          </a:lnRef>
-                          <a:fillRef idx="0">
-                            <a:srgbClr val="000000">
-                              <a:alpha val="0"/>
-                            </a:srgbClr>
-                          </a:fillRef>
-                          <a:effectRef idx="0">
-                            <a:scrgbClr r="0" g="0" b="0"/>
-                          </a:effectRef>
-                          <a:fontRef idx="none"/>
-                        </wps:style>
-                        <wps:bodyPr/>
-                      </wps:wsp>
-                    </wpg:wgp>
-                  </a:graphicData>
-                </a:graphic>
-              </wp:anchor>
-            </w:drawing>
-          </mc:Choice>
-          <mc:Fallback>
-            <w:pict>
-              <v:group w14:anchorId="57D80D9B" id="Group 1675" o:spid="_x0000_s1026" style="position:absolute;margin-left:-22.5pt;margin-top:93.1pt;width:595.4pt;height:1.25pt;z-index:251665408" coordsize="75613,158" o:gfxdata="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">
-                <v:shape id="Shape 345" o:spid="_x0000_s1027" style="position:absolute;width:75613;height:0;visibility:visible;mso-wrap-style:square;v-text-anchor:top" coordsize="7561326,0" o:gfxdata="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" path="m7561326,l,e" filled="f" strokeweight="1.25pt">
-                  <v:path arrowok="t" textboxrect="0,0,7561326,0"/>
-                </v:shape>
-                <w10:wrap type="topAndBottom"/>
-              </v:group>
-            </w:pict>
-          </mc:Fallback>
-        </mc:AlternateContent>
-      </w:r>
-    </w:p>
-    <w:p>
-      <w:pPr>
-        <w:spacing w:after="141" w:line="240" w:lineRule="auto"/>
-        <w:ind w:left="845"/>
-      </w:pPr>
-      <w:r>
-        <w:rPr>
-          <w:rFonts w:ascii="Cambria" w:eastAsia="Cambria" w:hAnsi="Cambria" w:cs="Cambria"/>
-          <w:i/>
-          <w:sz w:val="28"/>
-        </w:rPr>
-        <w:t xml:space="preserve"> </w:t>
-      </w:r>
-    </w:p>
-    <w:p>
-      <w:pPr>
-        <w:spacing w:line="240" w:lineRule="auto"/>
-      </w:pPr>
-      <w:r>
-        <w:rPr>
-          <w:rFonts w:ascii="Cambria" w:eastAsia="Cambria" w:hAnsi="Cambria" w:cs="Cambria"/>
-          <w:b/>
-          <w:sz w:val="28"/>
-        </w:rPr>
-        <w:t xml:space="preserve"> </w:t>
-      </w:r>
-      <w:r>
-        <w:rPr>
-          <w:rFonts w:ascii="Cambria" w:eastAsia="Cambria" w:hAnsi="Cambria" w:cs="Cambria"/>
-          <w:sz w:val="2"/>
-        </w:rPr>
-        <w:t xml:space="preserve"> </w:t>
-      </w:r>
-      <w:r>
-        <w:rPr>
-          <w:rFonts w:ascii="Cambria" w:eastAsia="Cambria" w:hAnsi="Cambria" w:cs="Cambria"/>
-          <w:sz w:val="2"/>
-        </w:rPr>
-        <w:tab/>
-      </w:r>
-      <w:r>
-        <w:rPr>
-          <w:rFonts w:ascii="Cambria" w:eastAsia="Cambria" w:hAnsi="Cambria" w:cs="Cambria"/>
-          <w:sz w:val="9"/>
-          <w:vertAlign w:val="subscript"/>
-        </w:rPr>
-        <w:t xml:space="preserve"> </w:t>
-      </w:r>
-    </w:p>
-    <w:p>
-      <w:pPr>
-        <w:spacing w:after="54" w:line="240" w:lineRule="auto"/>
-      </w:pPr>
-      <w:r>
-        <w:rPr>
-          <w:rFonts w:ascii="Cambria" w:eastAsia="Cambria" w:hAnsi="Cambria" w:cs="Cambria"/>
-          <w:sz w:val="10"/>
-        </w:rPr>
-        <w:t xml:space="preserve"> </w:t>
-      </w:r>
-    </w:p>
-    <w:p>
-      <w:pPr>
-        <w:spacing w:after="94" w:line="246" w:lineRule="auto"/>
-        <w:ind w:left="-5" w:right="-15" w:hanging="10"/>
-      </w:pPr>
-      <w:r>
-        <w:rPr>
-          <w:rFonts w:ascii="Cambria" w:eastAsia="Cambria" w:hAnsi="Cambria" w:cs="Cambria"/>
-          <w:b/>
-          <w:sz w:val="28"/>
-        </w:rPr>
-        <w:t xml:space="preserve">REFEREE: </w:t>
-      </w:r>
-    </w:p>
-    <w:p>
-      <w:pPr>
-        <w:spacing w:line="240" w:lineRule="auto"/>
-        <w:ind w:left="1450" w:right="-15" w:hanging="10"/>
-      </w:pPr>
-      <w:r>
-        <w:rPr>
-          <w:rFonts w:ascii="Cambria" w:eastAsia="Cambria" w:hAnsi="Cambria" w:cs="Cambria"/>
-          <w:sz w:val="28"/>
-        </w:rPr>
-        <w:t xml:space="preserve">Available upon request  </w:t>
-      </w:r>
+    </w:p>
+    <w:p>
+      <w:pPr>
+        <w:spacing w:after="110" w:line="240" w:lineRule="auto"/>
+        <w:ind w:right="-15"/>
+      </w:pPr>
     </w:p>
     <w:sectPr>
       <w:pgSz w:w="11908" w:h="16838"/>
@@ -2911,6 +2603,56 @@
     </w:sectPr>
   </w:body>
 </w:document>
+</file>
+
+<file path=word/endnotes.xml><?xml version="1.0" encoding="utf-8"?>
+<w:endnotes xmlns:wpc="http://schemas.microsoft.com/office/word/2010/wordprocessingCanvas" xmlns:mc="http://schemas.openxmlformats.org/markup-compatibility/2006" xmlns:o="urn:schemas-microsoft-com:office:office" xmlns:r="http://schemas.openxmlformats.org/officeDocument/2006/relationships" xmlns:m="http://schemas.openxmlformats.org/officeDocument/2006/math" xmlns:v="urn:schemas-microsoft-com:vml" xmlns:wp14="http://schemas.microsoft.com/office/word/2010/wordprocessingDrawing" xmlns:wp="http://schemas.openxmlformats.org/drawingml/2006/wordprocessingDrawing" xmlns:w10="urn:schemas-microsoft-com:office:word" xmlns:w="http://schemas.openxmlformats.org/wordprocessingml/2006/main" xmlns:w14="http://schemas.microsoft.com/office/word/2010/wordml" xmlns:w15="http://schemas.microsoft.com/office/word/2012/wordml" xmlns:wpg="http://schemas.microsoft.com/office/word/2010/wordprocessingGroup" xmlns:wpi="http://schemas.microsoft.com/office/word/2010/wordprocessingInk" xmlns:wne="http://schemas.microsoft.com/office/word/2006/wordml" xmlns:wps="http://schemas.microsoft.com/office/word/2010/wordprocessingShape" mc:Ignorable="w14 w15 wp14">
+  <w:endnote w:type="separator" w:id="-1">
+    <w:p>
+      <w:pPr>
+        <w:spacing w:line="240" w:lineRule="auto"/>
+      </w:pPr>
+      <w:r>
+        <w:separator/>
+      </w:r>
+    </w:p>
+  </w:endnote>
+  <w:endnote w:type="continuationSeparator" w:id="0">
+    <w:p>
+      <w:pPr>
+        <w:spacing w:line="240" w:lineRule="auto"/>
+      </w:pPr>
+      <w:r>
+        <w:continuationSeparator/>
+      </w:r>
+    </w:p>
+  </w:endnote>
+</w:endnotes>
+</file>
+
+<file path=word/footnotes.xml><?xml version="1.0" encoding="utf-8"?>
+<w:footnotes xmlns:wpc="http://schemas.microsoft.com/office/word/2010/wordprocessingCanvas" xmlns:mc="http://schemas.openxmlformats.org/markup-compatibility/2006" xmlns:o="urn:schemas-microsoft-com:office:office" xmlns:r="http://schemas.openxmlformats.org/officeDocument/2006/relationships" xmlns:m="http://schemas.openxmlformats.org/officeDocument/2006/math" xmlns:v="urn:schemas-microsoft-com:vml" xmlns:wp14="http://schemas.microsoft.com/office/word/2010/wordprocessingDrawing" xmlns:wp="http://schemas.openxmlformats.org/drawingml/2006/wordprocessingDrawing" xmlns:w10="urn:schemas-microsoft-com:office:word" xmlns:w="http://schemas.openxmlformats.org/wordprocessingml/2006/main" xmlns:w14="http://schemas.microsoft.com/office/word/2010/wordml" xmlns:w15="http://schemas.microsoft.com/office/word/2012/wordml" xmlns:wpg="http://schemas.microsoft.com/office/word/2010/wordprocessingGroup" xmlns:wpi="http://schemas.microsoft.com/office/word/2010/wordprocessingInk" xmlns:wne="http://schemas.microsoft.com/office/word/2006/wordml" xmlns:wps="http://schemas.microsoft.com/office/word/2010/wordprocessingShape" mc:Ignorable="w14 w15 wp14">
+  <w:footnote w:type="separator" w:id="-1">
+    <w:p>
+      <w:pPr>
+        <w:spacing w:line="240" w:lineRule="auto"/>
+      </w:pPr>
+      <w:r>
+        <w:separator/>
+      </w:r>
+    </w:p>
+  </w:footnote>
+  <w:footnote w:type="continuationSeparator" w:id="0">
+    <w:p>
+      <w:pPr>
+        <w:spacing w:line="240" w:lineRule="auto"/>
+      </w:pPr>
+      <w:r>
+        <w:continuationSeparator/>
+      </w:r>
+    </w:p>
+  </w:footnote>
+</w:footnotes>
 </file>
 
 <file path=word/numbering.xml><?xml version="1.0" encoding="utf-8"?>
@@ -3758,6 +3500,95 @@
     <w:semiHidden/>
     <w:unhideWhenUsed/>
   </w:style>
+  <w:style w:type="character" w:styleId="Hyperlink">
+    <w:name w:val="Hyperlink"/>
+    <w:basedOn w:val="DefaultParagraphFont"/>
+    <w:uiPriority w:val="99"/>
+    <w:unhideWhenUsed/>
+    <w:rsid w:val="00706D2E"/>
+    <w:rPr>
+      <w:color w:val="0563C1" w:themeColor="hyperlink"/>
+      <w:u w:val="single"/>
+    </w:rPr>
+  </w:style>
+  <w:style w:type="table" w:styleId="TableGrid">
+    <w:name w:val="Table Grid"/>
+    <w:basedOn w:val="TableNormal"/>
+    <w:uiPriority w:val="39"/>
+    <w:rsid w:val="00706D2E"/>
+    <w:pPr>
+      <w:spacing w:after="0" w:line="240" w:lineRule="auto"/>
+    </w:pPr>
+    <w:tblPr>
+      <w:tblInd w:w="0" w:type="dxa"/>
+      <w:tblBorders>
+        <w:top w:val="single" w:sz="4" w:space="0" w:color="auto"/>
+        <w:left w:val="single" w:sz="4" w:space="0" w:color="auto"/>
+        <w:bottom w:val="single" w:sz="4" w:space="0" w:color="auto"/>
+        <w:right w:val="single" w:sz="4" w:space="0" w:color="auto"/>
+        <w:insideH w:val="single" w:sz="4" w:space="0" w:color="auto"/>
+        <w:insideV w:val="single" w:sz="4" w:space="0" w:color="auto"/>
+      </w:tblBorders>
+      <w:tblCellMar>
+        <w:top w:w="0" w:type="dxa"/>
+        <w:left w:w="108" w:type="dxa"/>
+        <w:bottom w:w="0" w:type="dxa"/>
+        <w:right w:w="108" w:type="dxa"/>
+      </w:tblCellMar>
+    </w:tblPr>
+  </w:style>
+  <w:style w:type="paragraph" w:styleId="Header">
+    <w:name w:val="header"/>
+    <w:basedOn w:val="Normal"/>
+    <w:link w:val="HeaderChar"/>
+    <w:uiPriority w:val="99"/>
+    <w:unhideWhenUsed/>
+    <w:rsid w:val="00A24F64"/>
+    <w:pPr>
+      <w:tabs>
+        <w:tab w:val="center" w:pos="4680"/>
+        <w:tab w:val="right" w:pos="9360"/>
+      </w:tabs>
+      <w:spacing w:line="240" w:lineRule="auto"/>
+    </w:pPr>
+  </w:style>
+  <w:style w:type="character" w:customStyle="1" w:styleId="HeaderChar">
+    <w:name w:val="Header Char"/>
+    <w:basedOn w:val="DefaultParagraphFont"/>
+    <w:link w:val="Header"/>
+    <w:uiPriority w:val="99"/>
+    <w:rsid w:val="00A24F64"/>
+    <w:rPr>
+      <w:rFonts w:ascii="Calibri" w:eastAsia="Calibri" w:hAnsi="Calibri" w:cs="Calibri"/>
+      <w:color w:val="000000"/>
+    </w:rPr>
+  </w:style>
+  <w:style w:type="paragraph" w:styleId="Footer">
+    <w:name w:val="footer"/>
+    <w:basedOn w:val="Normal"/>
+    <w:link w:val="FooterChar"/>
+    <w:uiPriority w:val="99"/>
+    <w:unhideWhenUsed/>
+    <w:rsid w:val="00A24F64"/>
+    <w:pPr>
+      <w:tabs>
+        <w:tab w:val="center" w:pos="4680"/>
+        <w:tab w:val="right" w:pos="9360"/>
+      </w:tabs>
+      <w:spacing w:line="240" w:lineRule="auto"/>
+    </w:pPr>
+  </w:style>
+  <w:style w:type="character" w:customStyle="1" w:styleId="FooterChar">
+    <w:name w:val="Footer Char"/>
+    <w:basedOn w:val="DefaultParagraphFont"/>
+    <w:link w:val="Footer"/>
+    <w:uiPriority w:val="99"/>
+    <w:rsid w:val="00A24F64"/>
+    <w:rPr>
+      <w:rFonts w:ascii="Calibri" w:eastAsia="Calibri" w:hAnsi="Calibri" w:cs="Calibri"/>
+      <w:color w:val="000000"/>
+    </w:rPr>
+  </w:style>
 </w:styles>
 </file>
 
